--- a/resources/templates/termo_info_previdenciarias.docx
+++ b/resources/templates/termo_info_previdenciarias.docx
@@ -1,11 +1,12 @@
 
 <file path=word/document.xml><?xml version="1.0" encoding="utf-8"?>
-<w:document xmlns:wpc="http://schemas.microsoft.com/office/word/2010/wordprocessingCanvas" xmlns:cx="http://schemas.microsoft.com/office/drawing/2014/chartex" xmlns:cx1="http://schemas.microsoft.com/office/drawing/2015/9/8/chartex" xmlns:cx2="http://schemas.microsoft.com/office/drawing/2015/10/21/chartex" xmlns:cx3="http://schemas.microsoft.com/office/drawing/2016/5/9/chartex" xmlns:cx4="http://schemas.microsoft.com/office/drawing/2016/5/10/chartex" xmlns:cx5="http://schemas.microsoft.com/office/drawing/2016/5/11/chartex" xmlns:cx6="http://schemas.microsoft.com/office/drawing/2016/5/12/chartex" xmlns:cx7="http://schemas.microsoft.com/office/drawing/2016/5/13/chartex" xmlns:cx8="http://schemas.microsoft.com/office/drawing/2016/5/14/chartex" xmlns:mc="http://schemas.openxmlformats.org/markup-compatibility/2006" xmlns:aink="http://schemas.microsoft.com/office/drawing/2016/ink" xmlns:am3d="http://schemas.microsoft.com/office/drawing/2017/model3d" xmlns:o="urn:schemas-microsoft-com:office:office" xmlns:oel="http://schemas.microsoft.com/office/2019/extlst" xmlns:r="http://schemas.openxmlformats.org/officeDocument/2006/relationships" xmlns:m="http://schemas.openxmlformats.org/officeDocument/2006/math" xmlns:v="urn:schemas-microsoft-com:vml" xmlns:wp14="http://schemas.microsoft.com/office/word/2010/wordprocessingDrawing" xmlns:wp="http://schemas.openxmlformats.org/drawingml/2006/wordprocessingDrawing" xmlns:w10="urn:schemas-microsoft-com:office:word" xmlns:w="http://schemas.openxmlformats.org/wordprocessingml/2006/main" xmlns:w14="http://schemas.microsoft.com/office/word/2010/wordml" xmlns:w15="http://schemas.microsoft.com/office/word/2012/wordml" xmlns:w16cex="http://schemas.microsoft.com/office/word/2018/wordml/cex" xmlns:w16cid="http://schemas.microsoft.com/office/word/2016/wordml/cid" xmlns:w16="http://schemas.microsoft.com/office/word/2018/wordml" xmlns:w16du="http://schemas.microsoft.com/office/word/2023/wordml/word16du" xmlns:w16sdtdh="http://schemas.microsoft.com/office/word/2020/wordml/sdtdatahash" xmlns:w16sdtfl="http://schemas.microsoft.com/office/word/2024/wordml/sdtformatlock" xmlns:w16se="http://schemas.microsoft.com/office/word/2015/wordml/symex" xmlns:wpg="http://schemas.microsoft.com/office/word/2010/wordprocessingGroup" xmlns:wpi="http://schemas.microsoft.com/office/word/2010/wordprocessingInk" xmlns:wne="http://schemas.microsoft.com/office/word/2006/wordml" xmlns:wps="http://schemas.microsoft.com/office/word/2010/wordprocessingShape" mc:Ignorable="w14 w15 w16se w16cid w16 w16cex w16sdtdh w16sdtfl w16du wp14">
+<w:document xmlns:o="urn:schemas-microsoft-com:office:office" xmlns:r="http://schemas.openxmlformats.org/officeDocument/2006/relationships" xmlns:v="urn:schemas-microsoft-com:vml" xmlns:w="http://schemas.openxmlformats.org/wordprocessingml/2006/main" xmlns:w10="urn:schemas-microsoft-com:office:word" xmlns:wp="http://schemas.openxmlformats.org/drawingml/2006/wordprocessingDrawing" xmlns:wps="http://schemas.microsoft.com/office/word/2010/wordprocessingShape" xmlns:wpg="http://schemas.microsoft.com/office/word/2010/wordprocessingGroup" xmlns:mc="http://schemas.openxmlformats.org/markup-compatibility/2006" xmlns:wp14="http://schemas.microsoft.com/office/word/2010/wordprocessingDrawing" xmlns:w14="http://schemas.microsoft.com/office/word/2010/wordml" xmlns:w15="http://schemas.microsoft.com/office/word/2012/wordml" mc:Ignorable="w14 wp14 w15">
   <w:body>
     <w:p>
       <w:pPr>
-        <w:pageBreakBefore/>
+        <w:pStyle w:val="Normal"/>
         <w:jc w:val="center"/>
+        <w:rPr/>
       </w:pPr>
       <w:r>
         <w:rPr>
@@ -18,12 +19,19 @@
     </w:p>
     <w:p>
       <w:pPr>
+        <w:pStyle w:val="Normal"/>
         <w:jc w:val="center"/>
-      </w:pPr>
-    </w:p>
-    <w:p>
-      <w:pPr>
+        <w:rPr/>
+      </w:pPr>
+      <w:r>
+        <w:rPr/>
+      </w:r>
+    </w:p>
+    <w:p>
+      <w:pPr>
+        <w:pStyle w:val="Normal"/>
         <w:jc w:val="center"/>
+        <w:rPr/>
       </w:pPr>
       <w:r>
         <w:rPr>
@@ -36,6 +44,7 @@
     </w:p>
     <w:p>
       <w:pPr>
+        <w:pStyle w:val="Normal"/>
         <w:jc w:val="center"/>
         <w:rPr>
           <w:sz w:val="24"/>
@@ -53,14 +62,22 @@
     </w:p>
     <w:p>
       <w:pPr>
-        <w:rPr>
-          <w:sz w:val="24"/>
-          <w:szCs w:val="24"/>
-        </w:rPr>
-      </w:pPr>
-    </w:p>
-    <w:p>
-      <w:pPr>
+        <w:pStyle w:val="Normal"/>
+        <w:rPr>
+          <w:sz w:val="24"/>
+          <w:szCs w:val="24"/>
+        </w:rPr>
+      </w:pPr>
+      <w:r>
+        <w:rPr>
+          <w:sz w:val="24"/>
+          <w:szCs w:val="24"/>
+        </w:rPr>
+      </w:r>
+    </w:p>
+    <w:p>
+      <w:pPr>
+        <w:pStyle w:val="Normal"/>
         <w:ind w:firstLine="1418"/>
         <w:jc w:val="both"/>
         <w:rPr>
@@ -98,7 +115,14 @@
           <w:szCs w:val="24"/>
           <w:u w:val="single"/>
         </w:rPr>
-        <w:t>${CPF}</w:t>
+        <w:t xml:space="preserve">${CPF}, </w:t>
+      </w:r>
+      <w:r>
+        <w:rPr>
+          <w:sz w:val="24"/>
+          <w:szCs w:val="24"/>
+        </w:rPr>
+        <w:t xml:space="preserve"> RG nº </w:t>
       </w:r>
       <w:r>
         <w:rPr>
@@ -107,14 +131,14 @@
           <w:szCs w:val="24"/>
           <w:u w:val="single"/>
         </w:rPr>
-        <w:t xml:space="preserve">, </w:t>
-      </w:r>
-      <w:r>
-        <w:rPr>
-          <w:sz w:val="24"/>
-          <w:szCs w:val="24"/>
-        </w:rPr>
-        <w:t xml:space="preserve"> RG nº </w:t>
+        <w:t>${RG_ISSUER}-${RG}</w:t>
+      </w:r>
+      <w:r>
+        <w:rPr>
+          <w:sz w:val="24"/>
+          <w:szCs w:val="24"/>
+        </w:rPr>
+        <w:t xml:space="preserve">, residente e domiciliado (a) em </w:t>
       </w:r>
       <w:r>
         <w:rPr>
@@ -123,7 +147,14 @@
           <w:szCs w:val="24"/>
           <w:u w:val="single"/>
         </w:rPr>
-        <w:t>${RG_ISSUER}</w:t>
+        <w:t xml:space="preserve">${ADDRESS} ${NUMBER} – ${NEIGHBORHOOD} </w:t>
+      </w:r>
+      <w:r>
+        <w:rPr>
+          <w:sz w:val="24"/>
+          <w:szCs w:val="24"/>
+        </w:rPr>
+        <w:t xml:space="preserve">no Município de </w:t>
       </w:r>
       <w:r>
         <w:rPr>
@@ -132,7 +163,14 @@
           <w:szCs w:val="24"/>
           <w:u w:val="single"/>
         </w:rPr>
-        <w:t>-</w:t>
+        <w:t>${CITY} -${STATE}</w:t>
+      </w:r>
+      <w:r>
+        <w:rPr>
+          <w:sz w:val="24"/>
+          <w:szCs w:val="24"/>
+        </w:rPr>
+        <w:t xml:space="preserve">, CEP: </w:t>
       </w:r>
       <w:r>
         <w:rPr>
@@ -141,158 +179,22 @@
           <w:szCs w:val="24"/>
           <w:u w:val="single"/>
         </w:rPr>
-        <w:t>${RG}</w:t>
-      </w:r>
-      <w:r>
-        <w:rPr>
-          <w:sz w:val="24"/>
-          <w:szCs w:val="24"/>
-        </w:rPr>
-        <w:t xml:space="preserve">, residente e domiciliado (a) em </w:t>
+        <w:t xml:space="preserve">${ADDRESS_CEP}  </w:t>
+      </w:r>
+      <w:r>
+        <w:rPr>
+          <w:sz w:val="24"/>
+          <w:szCs w:val="24"/>
+        </w:rPr>
+        <w:t xml:space="preserve">representado pela </w:t>
       </w:r>
       <w:r>
         <w:rPr>
           <w:b/>
           <w:sz w:val="24"/>
           <w:szCs w:val="24"/>
-          <w:u w:val="single"/>
-        </w:rPr>
-        <w:t>${ADDRESS}</w:t>
-      </w:r>
-      <w:r>
-        <w:rPr>
-          <w:b/>
-          <w:sz w:val="24"/>
-          <w:szCs w:val="24"/>
-          <w:u w:val="single"/>
-        </w:rPr>
-        <w:t xml:space="preserve"> </w:t>
-      </w:r>
-      <w:r>
-        <w:rPr>
-          <w:b/>
-          <w:sz w:val="24"/>
-          <w:szCs w:val="24"/>
-          <w:u w:val="single"/>
-        </w:rPr>
-        <w:t>${NUMBER}</w:t>
-      </w:r>
-      <w:r>
-        <w:rPr>
-          <w:b/>
-          <w:sz w:val="24"/>
-          <w:szCs w:val="24"/>
-          <w:u w:val="single"/>
-        </w:rPr>
-        <w:t xml:space="preserve"> – </w:t>
-      </w:r>
-      <w:r>
-        <w:rPr>
-          <w:b/>
-          <w:sz w:val="24"/>
-          <w:szCs w:val="24"/>
-          <w:u w:val="single"/>
-        </w:rPr>
-        <w:t>${NEIGHBORHOOD}</w:t>
-      </w:r>
-      <w:r>
-        <w:rPr>
-          <w:b/>
-          <w:sz w:val="24"/>
-          <w:szCs w:val="24"/>
-          <w:u w:val="single"/>
-        </w:rPr>
-        <w:t xml:space="preserve"> </w:t>
-      </w:r>
-      <w:r>
-        <w:rPr>
-          <w:sz w:val="24"/>
-          <w:szCs w:val="24"/>
-        </w:rPr>
-        <w:t xml:space="preserve">no Município de </w:t>
-      </w:r>
-      <w:r>
-        <w:rPr>
-          <w:b/>
-          <w:sz w:val="24"/>
-          <w:szCs w:val="24"/>
-          <w:u w:val="single"/>
-        </w:rPr>
-        <w:t>${CITY_HALL}</w:t>
-      </w:r>
-      <w:r>
-        <w:rPr>
-          <w:b/>
-          <w:sz w:val="24"/>
-          <w:szCs w:val="24"/>
-          <w:u w:val="single"/>
-        </w:rPr>
-        <w:t xml:space="preserve"> -</w:t>
-      </w:r>
-      <w:r>
-        <w:rPr>
-          <w:b/>
-          <w:sz w:val="24"/>
-          <w:szCs w:val="24"/>
-          <w:u w:val="single"/>
-        </w:rPr>
-        <w:t>${STATE}</w:t>
-      </w:r>
-      <w:r>
-        <w:rPr>
-          <w:sz w:val="24"/>
-          <w:szCs w:val="24"/>
-        </w:rPr>
-        <w:t xml:space="preserve">, CEP: </w:t>
-      </w:r>
-      <w:r>
-        <w:rPr>
-          <w:b/>
-          <w:sz w:val="24"/>
-          <w:szCs w:val="24"/>
-          <w:u w:val="single"/>
-        </w:rPr>
-        <w:t>${ADDRESS_CEP}</w:t>
-      </w:r>
-      <w:r>
-        <w:rPr>
-          <w:b/>
-          <w:sz w:val="24"/>
-          <w:szCs w:val="24"/>
-          <w:u w:val="single"/>
-        </w:rPr>
-        <w:t xml:space="preserve">  </w:t>
-      </w:r>
-      <w:r>
-        <w:rPr>
-          <w:sz w:val="24"/>
-          <w:szCs w:val="24"/>
-        </w:rPr>
-        <w:t xml:space="preserve">representado pela </w:t>
-      </w:r>
-      <w:r>
-        <w:rPr>
-          <w:b/>
-          <w:sz w:val="24"/>
-          <w:szCs w:val="24"/>
-        </w:rPr>
-        <w:t>${SOCIAL_REASON}</w:t>
-      </w:r>
-      <w:r>
-        <w:rPr>
-          <w:b/>
-          <w:sz w:val="24"/>
-          <w:szCs w:val="24"/>
-        </w:rPr>
-        <w:t xml:space="preserve">, CNPJ nº </w:t>
-      </w:r>
-      <w:r>
-        <w:rPr>
-          <w:b/>
-          <w:sz w:val="24"/>
-          <w:szCs w:val="24"/>
-        </w:rPr>
-        <w:t>${COLONY_CNPJ}</w:t>
+        </w:rPr>
+        <w:t>${SOCIAL_REASON}, CNPJ nº ${COLONY_CNPJ}</w:t>
       </w:r>
       <w:r>
         <w:rPr>
@@ -304,6 +206,7 @@
     </w:p>
     <w:p>
       <w:pPr>
+        <w:pStyle w:val="Normal"/>
         <w:ind w:firstLine="1418"/>
         <w:jc w:val="both"/>
         <w:rPr>
@@ -311,21 +214,34 @@
           <w:szCs w:val="24"/>
         </w:rPr>
       </w:pPr>
+      <w:r>
+        <w:rPr>
+          <w:sz w:val="24"/>
+          <w:szCs w:val="24"/>
+        </w:rPr>
+      </w:r>
     </w:p>
     <w:tbl>
       <w:tblPr>
         <w:tblStyle w:val="a"/>
         <w:tblW w:w="9214" w:type="dxa"/>
+        <w:jc w:val="left"/>
         <w:tblInd w:w="0" w:type="dxa"/>
         <w:tblLayout w:type="fixed"/>
-        <w:tblLook w:val="0000" w:firstRow="0" w:lastRow="0" w:firstColumn="0" w:lastColumn="0" w:noHBand="0" w:noVBand="0"/>
+        <w:tblCellMar>
+          <w:top w:w="0" w:type="dxa"/>
+          <w:left w:w="108" w:type="dxa"/>
+          <w:bottom w:w="0" w:type="dxa"/>
+          <w:right w:w="108" w:type="dxa"/>
+        </w:tblCellMar>
+        <w:tblLook w:val="0000" w:noHBand="0" w:noVBand="0" w:firstColumn="0" w:lastRow="0" w:lastColumn="0" w:firstRow="0"/>
       </w:tblPr>
       <w:tblGrid>
         <w:gridCol w:w="9214"/>
       </w:tblGrid>
       <w:tr>
         <w:trPr>
-          <w:trHeight w:val="2550"/>
+          <w:trHeight w:val="2550" w:hRule="atLeast"/>
         </w:trPr>
         <w:tc>
           <w:tcPr>
@@ -339,618 +255,252 @@
           </w:tcPr>
           <w:p>
             <w:pPr>
+              <w:pStyle w:val="Normal"/>
               <w:numPr>
                 <w:ilvl w:val="0"/>
                 <w:numId w:val="1"/>
               </w:numPr>
-              <w:pBdr>
-                <w:top w:val="nil"/>
-                <w:left w:val="nil"/>
-                <w:bottom w:val="nil"/>
-                <w:right w:val="nil"/>
-                <w:between w:val="nil"/>
-              </w:pBdr>
+              <w:pBdr/>
               <w:shd w:val="clear" w:color="auto" w:fill="auto"/>
-              <w:ind w:left="709" w:firstLine="0"/>
+              <w:ind w:hanging="0" w:left="709"/>
               <w:rPr>
                 <w:color w:val="000000"/>
                 <w:sz w:val="24"/>
                 <w:szCs w:val="24"/>
               </w:rPr>
             </w:pPr>
-            <w:proofErr w:type="gramStart"/>
             <w:r>
               <w:rPr>
                 <w:color w:val="000000"/>
                 <w:sz w:val="24"/>
                 <w:szCs w:val="24"/>
               </w:rPr>
-              <w:t>(    )</w:t>
+              <w:t>(    ) Aposentadoria por Idade (  ) rural (  ) urbana</w:t>
             </w:r>
-            <w:proofErr w:type="gramEnd"/>
+          </w:p>
+          <w:p>
+            <w:pPr>
+              <w:pStyle w:val="Normal"/>
+              <w:numPr>
+                <w:ilvl w:val="0"/>
+                <w:numId w:val="1"/>
+              </w:numPr>
+              <w:pBdr/>
+              <w:shd w:val="clear" w:color="auto" w:fill="auto"/>
+              <w:ind w:hanging="0" w:left="709"/>
+              <w:rPr>
+                <w:color w:val="000000"/>
+                <w:sz w:val="24"/>
+                <w:szCs w:val="24"/>
+              </w:rPr>
+            </w:pPr>
             <w:r>
               <w:rPr>
                 <w:color w:val="000000"/>
                 <w:sz w:val="24"/>
                 <w:szCs w:val="24"/>
               </w:rPr>
-              <w:t xml:space="preserve"> Aposentadoria por Idade </w:t>
+              <w:t>(    ) Aposentadoria por Tempo de Contribuição</w:t>
             </w:r>
-            <w:proofErr w:type="gramStart"/>
+          </w:p>
+          <w:p>
+            <w:pPr>
+              <w:pStyle w:val="Normal"/>
+              <w:numPr>
+                <w:ilvl w:val="0"/>
+                <w:numId w:val="1"/>
+              </w:numPr>
+              <w:pBdr/>
+              <w:shd w:val="clear" w:color="auto" w:fill="auto"/>
+              <w:ind w:hanging="0" w:left="709"/>
+              <w:rPr>
+                <w:color w:val="000000"/>
+                <w:sz w:val="24"/>
+                <w:szCs w:val="24"/>
+              </w:rPr>
+            </w:pPr>
             <w:r>
               <w:rPr>
                 <w:color w:val="000000"/>
                 <w:sz w:val="24"/>
                 <w:szCs w:val="24"/>
               </w:rPr>
-              <w:t>(  )</w:t>
+              <w:t>(    ) Pensão por Morte Previdenciária  (   ) rural (   ) urbana</w:t>
             </w:r>
-            <w:proofErr w:type="gramEnd"/>
+          </w:p>
+          <w:p>
+            <w:pPr>
+              <w:pStyle w:val="Normal"/>
+              <w:numPr>
+                <w:ilvl w:val="0"/>
+                <w:numId w:val="1"/>
+              </w:numPr>
+              <w:pBdr/>
+              <w:shd w:val="clear" w:color="auto" w:fill="auto"/>
+              <w:ind w:hanging="0" w:left="709"/>
+              <w:rPr>
+                <w:color w:val="000000"/>
+                <w:sz w:val="24"/>
+                <w:szCs w:val="24"/>
+              </w:rPr>
+            </w:pPr>
             <w:r>
               <w:rPr>
                 <w:color w:val="000000"/>
                 <w:sz w:val="24"/>
                 <w:szCs w:val="24"/>
               </w:rPr>
-              <w:t xml:space="preserve"> rural </w:t>
+              <w:t xml:space="preserve">(    ) Auxílio-Reclusão (   ) rural  (    ) urbano  </w:t>
             </w:r>
-            <w:proofErr w:type="gramStart"/>
+          </w:p>
+          <w:p>
+            <w:pPr>
+              <w:pStyle w:val="Normal"/>
+              <w:numPr>
+                <w:ilvl w:val="0"/>
+                <w:numId w:val="1"/>
+              </w:numPr>
+              <w:pBdr/>
+              <w:shd w:val="clear" w:color="auto" w:fill="auto"/>
+              <w:ind w:hanging="0" w:left="709"/>
+              <w:rPr>
+                <w:color w:val="000000"/>
+                <w:sz w:val="24"/>
+                <w:szCs w:val="24"/>
+              </w:rPr>
+            </w:pPr>
             <w:r>
               <w:rPr>
                 <w:color w:val="000000"/>
                 <w:sz w:val="24"/>
                 <w:szCs w:val="24"/>
               </w:rPr>
-              <w:t>(  )</w:t>
+              <w:t>(    ) Salário Maternidade  (   ) rural  (   ) urbano</w:t>
             </w:r>
-            <w:proofErr w:type="gramEnd"/>
+          </w:p>
+          <w:p>
+            <w:pPr>
+              <w:pStyle w:val="Normal"/>
+              <w:numPr>
+                <w:ilvl w:val="0"/>
+                <w:numId w:val="1"/>
+              </w:numPr>
+              <w:pBdr/>
+              <w:shd w:val="clear" w:color="auto" w:fill="auto"/>
+              <w:ind w:hanging="0" w:left="709"/>
+              <w:rPr>
+                <w:color w:val="000000"/>
+                <w:sz w:val="24"/>
+                <w:szCs w:val="24"/>
+              </w:rPr>
+            </w:pPr>
             <w:r>
               <w:rPr>
                 <w:color w:val="000000"/>
                 <w:sz w:val="24"/>
                 <w:szCs w:val="24"/>
               </w:rPr>
-              <w:t xml:space="preserve"> urbana</w:t>
+              <w:t>(    ) Cópia de processos</w:t>
             </w:r>
           </w:p>
           <w:p>
             <w:pPr>
+              <w:pStyle w:val="Normal"/>
               <w:numPr>
                 <w:ilvl w:val="0"/>
                 <w:numId w:val="1"/>
               </w:numPr>
-              <w:pBdr>
-                <w:top w:val="nil"/>
-                <w:left w:val="nil"/>
-                <w:bottom w:val="nil"/>
-                <w:right w:val="nil"/>
-                <w:between w:val="nil"/>
-              </w:pBdr>
+              <w:pBdr/>
               <w:shd w:val="clear" w:color="auto" w:fill="auto"/>
-              <w:ind w:left="709" w:firstLine="0"/>
+              <w:ind w:hanging="0" w:left="709"/>
               <w:rPr>
                 <w:color w:val="000000"/>
                 <w:sz w:val="24"/>
                 <w:szCs w:val="24"/>
               </w:rPr>
             </w:pPr>
-            <w:proofErr w:type="gramStart"/>
             <w:r>
               <w:rPr>
                 <w:color w:val="000000"/>
                 <w:sz w:val="24"/>
                 <w:szCs w:val="24"/>
               </w:rPr>
-              <w:t>(    )</w:t>
+              <w:t>(    ) Extratos previdenciários</w:t>
             </w:r>
-            <w:proofErr w:type="gramEnd"/>
+          </w:p>
+          <w:p>
+            <w:pPr>
+              <w:pStyle w:val="Normal"/>
+              <w:numPr>
+                <w:ilvl w:val="0"/>
+                <w:numId w:val="1"/>
+              </w:numPr>
+              <w:pBdr/>
+              <w:shd w:val="clear" w:color="auto" w:fill="auto"/>
+              <w:ind w:hanging="0" w:left="709"/>
+              <w:rPr>
+                <w:color w:val="000000"/>
+                <w:sz w:val="24"/>
+                <w:szCs w:val="24"/>
+              </w:rPr>
+            </w:pPr>
             <w:r>
               <w:rPr>
                 <w:color w:val="000000"/>
                 <w:sz w:val="24"/>
                 <w:szCs w:val="24"/>
               </w:rPr>
-              <w:t xml:space="preserve"> Aposentadoria por Tempo de Contribuição</w:t>
+              <w:t>(    ) Revisão de benefício</w:t>
             </w:r>
           </w:p>
           <w:p>
             <w:pPr>
+              <w:pStyle w:val="Normal"/>
               <w:numPr>
                 <w:ilvl w:val="0"/>
                 <w:numId w:val="1"/>
               </w:numPr>
-              <w:pBdr>
-                <w:top w:val="nil"/>
-                <w:left w:val="nil"/>
-                <w:bottom w:val="nil"/>
-                <w:right w:val="nil"/>
-                <w:between w:val="nil"/>
-              </w:pBdr>
+              <w:pBdr/>
               <w:shd w:val="clear" w:color="auto" w:fill="auto"/>
-              <w:ind w:left="709" w:firstLine="0"/>
+              <w:ind w:hanging="0" w:left="709"/>
               <w:rPr>
                 <w:color w:val="000000"/>
                 <w:sz w:val="24"/>
                 <w:szCs w:val="24"/>
               </w:rPr>
             </w:pPr>
-            <w:proofErr w:type="gramStart"/>
             <w:r>
               <w:rPr>
                 <w:color w:val="000000"/>
                 <w:sz w:val="24"/>
                 <w:szCs w:val="24"/>
               </w:rPr>
-              <w:t>(    )</w:t>
+              <w:t>(    ) Recurso à JRPS</w:t>
             </w:r>
-            <w:proofErr w:type="gramEnd"/>
+          </w:p>
+          <w:p>
+            <w:pPr>
+              <w:pStyle w:val="Normal"/>
+              <w:numPr>
+                <w:ilvl w:val="0"/>
+                <w:numId w:val="1"/>
+              </w:numPr>
+              <w:pBdr/>
+              <w:shd w:val="clear" w:color="auto" w:fill="auto"/>
+              <w:ind w:hanging="0" w:left="709"/>
+              <w:rPr>
+                <w:color w:val="000000"/>
+                <w:sz w:val="24"/>
+                <w:szCs w:val="24"/>
+              </w:rPr>
+            </w:pPr>
             <w:r>
               <w:rPr>
                 <w:color w:val="000000"/>
                 <w:sz w:val="24"/>
                 <w:szCs w:val="24"/>
               </w:rPr>
-              <w:t xml:space="preserve"> Pensão por Morte </w:t>
-            </w:r>
-            <w:proofErr w:type="gramStart"/>
-            <w:r>
-              <w:rPr>
-                <w:color w:val="000000"/>
-                <w:sz w:val="24"/>
-                <w:szCs w:val="24"/>
-              </w:rPr>
-              <w:t>Previdenciária  (</w:t>
-            </w:r>
-            <w:proofErr w:type="gramEnd"/>
-            <w:r>
-              <w:rPr>
-                <w:color w:val="000000"/>
-                <w:sz w:val="24"/>
-                <w:szCs w:val="24"/>
-              </w:rPr>
-              <w:t xml:space="preserve"> </w:t>
-            </w:r>
-            <w:proofErr w:type="gramStart"/>
-            <w:r>
-              <w:rPr>
-                <w:color w:val="000000"/>
-                <w:sz w:val="24"/>
-                <w:szCs w:val="24"/>
-              </w:rPr>
-              <w:t xml:space="preserve">  )</w:t>
-            </w:r>
-            <w:proofErr w:type="gramEnd"/>
-            <w:r>
-              <w:rPr>
-                <w:color w:val="000000"/>
-                <w:sz w:val="24"/>
-                <w:szCs w:val="24"/>
-              </w:rPr>
-              <w:t xml:space="preserve"> rural </w:t>
-            </w:r>
-            <w:proofErr w:type="gramStart"/>
-            <w:r>
-              <w:rPr>
-                <w:color w:val="000000"/>
-                <w:sz w:val="24"/>
-                <w:szCs w:val="24"/>
-              </w:rPr>
-              <w:t xml:space="preserve">(  </w:t>
-            </w:r>
-            <w:proofErr w:type="gramEnd"/>
-            <w:r>
-              <w:rPr>
-                <w:color w:val="000000"/>
-                <w:sz w:val="24"/>
-                <w:szCs w:val="24"/>
-              </w:rPr>
-              <w:t xml:space="preserve"> ) urbana</w:t>
-            </w:r>
-          </w:p>
-          <w:p>
-            <w:pPr>
-              <w:numPr>
-                <w:ilvl w:val="0"/>
-                <w:numId w:val="1"/>
-              </w:numPr>
-              <w:pBdr>
-                <w:top w:val="nil"/>
-                <w:left w:val="nil"/>
-                <w:bottom w:val="nil"/>
-                <w:right w:val="nil"/>
-                <w:between w:val="nil"/>
-              </w:pBdr>
-              <w:shd w:val="clear" w:color="auto" w:fill="auto"/>
-              <w:ind w:left="709" w:firstLine="0"/>
-              <w:rPr>
-                <w:color w:val="000000"/>
-                <w:sz w:val="24"/>
-                <w:szCs w:val="24"/>
-              </w:rPr>
-            </w:pPr>
-            <w:proofErr w:type="gramStart"/>
-            <w:r>
-              <w:rPr>
-                <w:color w:val="000000"/>
-                <w:sz w:val="24"/>
-                <w:szCs w:val="24"/>
-              </w:rPr>
-              <w:t>(    )</w:t>
-            </w:r>
-            <w:proofErr w:type="gramEnd"/>
-            <w:r>
-              <w:rPr>
-                <w:color w:val="000000"/>
-                <w:sz w:val="24"/>
-                <w:szCs w:val="24"/>
-              </w:rPr>
-              <w:t xml:space="preserve"> Auxílio-Reclusão </w:t>
-            </w:r>
-            <w:proofErr w:type="gramStart"/>
-            <w:r>
-              <w:rPr>
-                <w:color w:val="000000"/>
-                <w:sz w:val="24"/>
-                <w:szCs w:val="24"/>
-              </w:rPr>
-              <w:t xml:space="preserve">(  </w:t>
-            </w:r>
-            <w:proofErr w:type="gramEnd"/>
-            <w:r>
-              <w:rPr>
-                <w:color w:val="000000"/>
-                <w:sz w:val="24"/>
-                <w:szCs w:val="24"/>
-              </w:rPr>
-              <w:t xml:space="preserve"> ) </w:t>
-            </w:r>
-            <w:proofErr w:type="gramStart"/>
-            <w:r>
-              <w:rPr>
-                <w:color w:val="000000"/>
-                <w:sz w:val="24"/>
-                <w:szCs w:val="24"/>
-              </w:rPr>
-              <w:t>rural  (</w:t>
-            </w:r>
-            <w:proofErr w:type="gramEnd"/>
-            <w:r>
-              <w:rPr>
-                <w:color w:val="000000"/>
-                <w:sz w:val="24"/>
-                <w:szCs w:val="24"/>
-              </w:rPr>
-              <w:t xml:space="preserve">  </w:t>
-            </w:r>
-            <w:proofErr w:type="gramStart"/>
-            <w:r>
-              <w:rPr>
-                <w:color w:val="000000"/>
-                <w:sz w:val="24"/>
-                <w:szCs w:val="24"/>
-              </w:rPr>
-              <w:t xml:space="preserve">  )</w:t>
-            </w:r>
-            <w:proofErr w:type="gramEnd"/>
-            <w:r>
-              <w:rPr>
-                <w:color w:val="000000"/>
-                <w:sz w:val="24"/>
-                <w:szCs w:val="24"/>
-              </w:rPr>
-              <w:t xml:space="preserve"> urbano  </w:t>
-            </w:r>
-          </w:p>
-          <w:p>
-            <w:pPr>
-              <w:numPr>
-                <w:ilvl w:val="0"/>
-                <w:numId w:val="1"/>
-              </w:numPr>
-              <w:pBdr>
-                <w:top w:val="nil"/>
-                <w:left w:val="nil"/>
-                <w:bottom w:val="nil"/>
-                <w:right w:val="nil"/>
-                <w:between w:val="nil"/>
-              </w:pBdr>
-              <w:shd w:val="clear" w:color="auto" w:fill="auto"/>
-              <w:ind w:left="709" w:firstLine="0"/>
-              <w:rPr>
-                <w:color w:val="000000"/>
-                <w:sz w:val="24"/>
-                <w:szCs w:val="24"/>
-              </w:rPr>
-            </w:pPr>
-            <w:proofErr w:type="gramStart"/>
-            <w:r>
-              <w:rPr>
-                <w:color w:val="000000"/>
-                <w:sz w:val="24"/>
-                <w:szCs w:val="24"/>
-              </w:rPr>
-              <w:t>(    )</w:t>
-            </w:r>
-            <w:proofErr w:type="gramEnd"/>
-            <w:r>
-              <w:rPr>
-                <w:color w:val="000000"/>
-                <w:sz w:val="24"/>
-                <w:szCs w:val="24"/>
-              </w:rPr>
-              <w:t xml:space="preserve"> Salário </w:t>
-            </w:r>
-            <w:proofErr w:type="gramStart"/>
-            <w:r>
-              <w:rPr>
-                <w:color w:val="000000"/>
-                <w:sz w:val="24"/>
-                <w:szCs w:val="24"/>
-              </w:rPr>
-              <w:t>Maternidade  (</w:t>
-            </w:r>
-            <w:proofErr w:type="gramEnd"/>
-            <w:r>
-              <w:rPr>
-                <w:color w:val="000000"/>
-                <w:sz w:val="24"/>
-                <w:szCs w:val="24"/>
-              </w:rPr>
-              <w:t xml:space="preserve"> </w:t>
-            </w:r>
-            <w:proofErr w:type="gramStart"/>
-            <w:r>
-              <w:rPr>
-                <w:color w:val="000000"/>
-                <w:sz w:val="24"/>
-                <w:szCs w:val="24"/>
-              </w:rPr>
-              <w:t xml:space="preserve">  )</w:t>
-            </w:r>
-            <w:proofErr w:type="gramEnd"/>
-            <w:r>
-              <w:rPr>
-                <w:color w:val="000000"/>
-                <w:sz w:val="24"/>
-                <w:szCs w:val="24"/>
-              </w:rPr>
-              <w:t xml:space="preserve"> </w:t>
-            </w:r>
-            <w:proofErr w:type="gramStart"/>
-            <w:r>
-              <w:rPr>
-                <w:color w:val="000000"/>
-                <w:sz w:val="24"/>
-                <w:szCs w:val="24"/>
-              </w:rPr>
-              <w:t>rural  (</w:t>
-            </w:r>
-            <w:proofErr w:type="gramEnd"/>
-            <w:r>
-              <w:rPr>
-                <w:color w:val="000000"/>
-                <w:sz w:val="24"/>
-                <w:szCs w:val="24"/>
-              </w:rPr>
-              <w:t xml:space="preserve"> </w:t>
-            </w:r>
-            <w:proofErr w:type="gramStart"/>
-            <w:r>
-              <w:rPr>
-                <w:color w:val="000000"/>
-                <w:sz w:val="24"/>
-                <w:szCs w:val="24"/>
-              </w:rPr>
-              <w:t xml:space="preserve">  )</w:t>
-            </w:r>
-            <w:proofErr w:type="gramEnd"/>
-            <w:r>
-              <w:rPr>
-                <w:color w:val="000000"/>
-                <w:sz w:val="24"/>
-                <w:szCs w:val="24"/>
-              </w:rPr>
-              <w:t xml:space="preserve"> urbano</w:t>
-            </w:r>
-          </w:p>
-          <w:p>
-            <w:pPr>
-              <w:numPr>
-                <w:ilvl w:val="0"/>
-                <w:numId w:val="1"/>
-              </w:numPr>
-              <w:pBdr>
-                <w:top w:val="nil"/>
-                <w:left w:val="nil"/>
-                <w:bottom w:val="nil"/>
-                <w:right w:val="nil"/>
-                <w:between w:val="nil"/>
-              </w:pBdr>
-              <w:shd w:val="clear" w:color="auto" w:fill="auto"/>
-              <w:ind w:left="709" w:firstLine="0"/>
-              <w:rPr>
-                <w:color w:val="000000"/>
-                <w:sz w:val="24"/>
-                <w:szCs w:val="24"/>
-              </w:rPr>
-            </w:pPr>
-            <w:proofErr w:type="gramStart"/>
-            <w:r>
-              <w:rPr>
-                <w:color w:val="000000"/>
-                <w:sz w:val="24"/>
-                <w:szCs w:val="24"/>
-              </w:rPr>
-              <w:t>(    )</w:t>
-            </w:r>
-            <w:proofErr w:type="gramEnd"/>
-            <w:r>
-              <w:rPr>
-                <w:color w:val="000000"/>
-                <w:sz w:val="24"/>
-                <w:szCs w:val="24"/>
-              </w:rPr>
-              <w:t xml:space="preserve"> Cópia de processos</w:t>
-            </w:r>
-          </w:p>
-          <w:p>
-            <w:pPr>
-              <w:numPr>
-                <w:ilvl w:val="0"/>
-                <w:numId w:val="1"/>
-              </w:numPr>
-              <w:pBdr>
-                <w:top w:val="nil"/>
-                <w:left w:val="nil"/>
-                <w:bottom w:val="nil"/>
-                <w:right w:val="nil"/>
-                <w:between w:val="nil"/>
-              </w:pBdr>
-              <w:shd w:val="clear" w:color="auto" w:fill="auto"/>
-              <w:ind w:left="709" w:firstLine="0"/>
-              <w:rPr>
-                <w:color w:val="000000"/>
-                <w:sz w:val="24"/>
-                <w:szCs w:val="24"/>
-              </w:rPr>
-            </w:pPr>
-            <w:proofErr w:type="gramStart"/>
-            <w:r>
-              <w:rPr>
-                <w:color w:val="000000"/>
-                <w:sz w:val="24"/>
-                <w:szCs w:val="24"/>
-              </w:rPr>
-              <w:t>(    )</w:t>
-            </w:r>
-            <w:proofErr w:type="gramEnd"/>
-            <w:r>
-              <w:rPr>
-                <w:color w:val="000000"/>
-                <w:sz w:val="24"/>
-                <w:szCs w:val="24"/>
-              </w:rPr>
-              <w:t xml:space="preserve"> Extratos previdenciários</w:t>
-            </w:r>
-          </w:p>
-          <w:p>
-            <w:pPr>
-              <w:numPr>
-                <w:ilvl w:val="0"/>
-                <w:numId w:val="1"/>
-              </w:numPr>
-              <w:pBdr>
-                <w:top w:val="nil"/>
-                <w:left w:val="nil"/>
-                <w:bottom w:val="nil"/>
-                <w:right w:val="nil"/>
-                <w:between w:val="nil"/>
-              </w:pBdr>
-              <w:shd w:val="clear" w:color="auto" w:fill="auto"/>
-              <w:ind w:left="709" w:firstLine="0"/>
-              <w:rPr>
-                <w:color w:val="000000"/>
-                <w:sz w:val="24"/>
-                <w:szCs w:val="24"/>
-              </w:rPr>
-            </w:pPr>
-            <w:proofErr w:type="gramStart"/>
-            <w:r>
-              <w:rPr>
-                <w:color w:val="000000"/>
-                <w:sz w:val="24"/>
-                <w:szCs w:val="24"/>
-              </w:rPr>
-              <w:t>(    )</w:t>
-            </w:r>
-            <w:proofErr w:type="gramEnd"/>
-            <w:r>
-              <w:rPr>
-                <w:color w:val="000000"/>
-                <w:sz w:val="24"/>
-                <w:szCs w:val="24"/>
-              </w:rPr>
-              <w:t xml:space="preserve"> Revisão de benefício</w:t>
-            </w:r>
-          </w:p>
-          <w:p>
-            <w:pPr>
-              <w:numPr>
-                <w:ilvl w:val="0"/>
-                <w:numId w:val="1"/>
-              </w:numPr>
-              <w:pBdr>
-                <w:top w:val="nil"/>
-                <w:left w:val="nil"/>
-                <w:bottom w:val="nil"/>
-                <w:right w:val="nil"/>
-                <w:between w:val="nil"/>
-              </w:pBdr>
-              <w:shd w:val="clear" w:color="auto" w:fill="auto"/>
-              <w:ind w:left="709" w:firstLine="0"/>
-              <w:rPr>
-                <w:color w:val="000000"/>
-                <w:sz w:val="24"/>
-                <w:szCs w:val="24"/>
-              </w:rPr>
-            </w:pPr>
-            <w:proofErr w:type="gramStart"/>
-            <w:r>
-              <w:rPr>
-                <w:color w:val="000000"/>
-                <w:sz w:val="24"/>
-                <w:szCs w:val="24"/>
-              </w:rPr>
-              <w:t>(    )</w:t>
-            </w:r>
-            <w:proofErr w:type="gramEnd"/>
-            <w:r>
-              <w:rPr>
-                <w:color w:val="000000"/>
-                <w:sz w:val="24"/>
-                <w:szCs w:val="24"/>
-              </w:rPr>
-              <w:t xml:space="preserve"> Recurso à JRPS</w:t>
-            </w:r>
-          </w:p>
-          <w:p>
-            <w:pPr>
-              <w:numPr>
-                <w:ilvl w:val="0"/>
-                <w:numId w:val="1"/>
-              </w:numPr>
-              <w:pBdr>
-                <w:top w:val="nil"/>
-                <w:left w:val="nil"/>
-                <w:bottom w:val="nil"/>
-                <w:right w:val="nil"/>
-                <w:between w:val="nil"/>
-              </w:pBdr>
-              <w:shd w:val="clear" w:color="auto" w:fill="auto"/>
-              <w:ind w:left="709" w:firstLine="0"/>
-              <w:rPr>
-                <w:color w:val="000000"/>
-                <w:sz w:val="24"/>
-                <w:szCs w:val="24"/>
-              </w:rPr>
-            </w:pPr>
-            <w:proofErr w:type="gramStart"/>
-            <w:r>
-              <w:rPr>
-                <w:color w:val="000000"/>
-                <w:sz w:val="24"/>
-                <w:szCs w:val="24"/>
-              </w:rPr>
-              <w:t>( x</w:t>
-            </w:r>
-            <w:proofErr w:type="gramEnd"/>
-            <w:r>
-              <w:rPr>
-                <w:color w:val="000000"/>
-                <w:sz w:val="24"/>
-                <w:szCs w:val="24"/>
-              </w:rPr>
-              <w:t xml:space="preserve"> ) Seguro Defeso</w:t>
+              <w:t>( x ) Seguro Defeso</w:t>
             </w:r>
           </w:p>
         </w:tc>
@@ -958,6 +508,7 @@
     </w:tbl>
     <w:p>
       <w:pPr>
+        <w:pStyle w:val="Normal"/>
         <w:jc w:val="both"/>
         <w:rPr>
           <w:sz w:val="24"/>
@@ -974,14 +525,22 @@
     </w:p>
     <w:p>
       <w:pPr>
-        <w:rPr>
-          <w:sz w:val="24"/>
-          <w:szCs w:val="24"/>
-        </w:rPr>
-      </w:pPr>
-    </w:p>
-    <w:p>
-      <w:pPr>
+        <w:pStyle w:val="Normal"/>
+        <w:rPr>
+          <w:sz w:val="24"/>
+          <w:szCs w:val="24"/>
+        </w:rPr>
+      </w:pPr>
+      <w:r>
+        <w:rPr>
+          <w:sz w:val="24"/>
+          <w:szCs w:val="24"/>
+        </w:rPr>
+      </w:r>
+    </w:p>
+    <w:p>
+      <w:pPr>
+        <w:pStyle w:val="Normal"/>
         <w:widowControl/>
         <w:rPr>
           <w:sz w:val="24"/>
@@ -993,52 +552,60 @@
           <w:sz w:val="24"/>
           <w:szCs w:val="24"/>
         </w:rPr>
-        <w:t>${COLONY},</w:t>
-      </w:r>
-      <w:r>
-        <w:rPr>
-          <w:sz w:val="24"/>
-          <w:szCs w:val="24"/>
-        </w:rPr>
-        <w:t xml:space="preserve"> </w:t>
-      </w:r>
-      <w:r>
-        <w:rPr>
-          <w:sz w:val="24"/>
-          <w:szCs w:val="24"/>
-        </w:rPr>
-        <w:t>${DATE}</w:t>
-      </w:r>
-    </w:p>
-    <w:p>
-      <w:pPr>
+        <w:t>${COLONY}, ${DATE}</w:t>
+      </w:r>
+    </w:p>
+    <w:p>
+      <w:pPr>
+        <w:pStyle w:val="Normal"/>
         <w:jc w:val="right"/>
         <w:rPr>
           <w:sz w:val="24"/>
           <w:szCs w:val="24"/>
         </w:rPr>
       </w:pPr>
-    </w:p>
-    <w:p>
-      <w:pPr>
+      <w:r>
+        <w:rPr>
+          <w:sz w:val="24"/>
+          <w:szCs w:val="24"/>
+        </w:rPr>
+      </w:r>
+    </w:p>
+    <w:p>
+      <w:pPr>
+        <w:pStyle w:val="Normal"/>
         <w:jc w:val="center"/>
         <w:rPr>
           <w:sz w:val="24"/>
           <w:szCs w:val="24"/>
         </w:rPr>
       </w:pPr>
-    </w:p>
-    <w:p>
-      <w:pPr>
+      <w:r>
+        <w:rPr>
+          <w:sz w:val="24"/>
+          <w:szCs w:val="24"/>
+        </w:rPr>
+      </w:r>
+    </w:p>
+    <w:p>
+      <w:pPr>
+        <w:pStyle w:val="Normal"/>
         <w:jc w:val="center"/>
         <w:rPr>
           <w:sz w:val="24"/>
           <w:szCs w:val="24"/>
         </w:rPr>
       </w:pPr>
-    </w:p>
-    <w:p>
-      <w:pPr>
+      <w:r>
+        <w:rPr>
+          <w:sz w:val="24"/>
+          <w:szCs w:val="24"/>
+        </w:rPr>
+      </w:r>
+    </w:p>
+    <w:p>
+      <w:pPr>
+        <w:pStyle w:val="Normal"/>
         <w:jc w:val="center"/>
         <w:rPr>
           <w:sz w:val="24"/>
@@ -1055,13 +622,14 @@
     </w:p>
     <w:p>
       <w:pPr>
+        <w:pStyle w:val="Normal"/>
         <w:jc w:val="center"/>
         <w:rPr>
           <w:sz w:val="24"/>
           <w:szCs w:val="24"/>
         </w:rPr>
       </w:pPr>
-      <w:bookmarkStart w:id="0" w:name="gjdgxs" w:colFirst="0" w:colLast="0"/>
+      <w:bookmarkStart w:id="0" w:name="gjdgxs"/>
       <w:bookmarkEnd w:id="0"/>
       <w:r>
         <w:rPr>
@@ -1073,15 +641,23 @@
     </w:p>
     <w:p>
       <w:pPr>
+        <w:pStyle w:val="Normal"/>
         <w:jc w:val="center"/>
         <w:rPr>
           <w:sz w:val="24"/>
           <w:szCs w:val="24"/>
         </w:rPr>
       </w:pPr>
-    </w:p>
-    <w:p>
-      <w:pPr>
+      <w:r>
+        <w:rPr>
+          <w:sz w:val="24"/>
+          <w:szCs w:val="24"/>
+        </w:rPr>
+      </w:r>
+    </w:p>
+    <w:p>
+      <w:pPr>
+        <w:pStyle w:val="Normal"/>
         <w:rPr>
           <w:sz w:val="24"/>
           <w:szCs w:val="24"/>
@@ -1093,11 +669,20 @@
           <w:sz w:val="24"/>
           <w:szCs w:val="24"/>
         </w:rPr>
-        <w:t xml:space="preserve">              TERMO DE RESPONSABILIDADE</w:t>
-      </w:r>
-    </w:p>
-    <w:p>
-      <w:pPr>
+        <w:t xml:space="preserve">              </w:t>
+      </w:r>
+      <w:r>
+        <w:rPr>
+          <w:b/>
+          <w:sz w:val="24"/>
+          <w:szCs w:val="24"/>
+        </w:rPr>
+        <w:t>TERMO DE RESPONSABILIDADE</w:t>
+      </w:r>
+    </w:p>
+    <w:p>
+      <w:pPr>
+        <w:pStyle w:val="Normal"/>
         <w:ind w:firstLine="1418"/>
         <w:jc w:val="both"/>
         <w:rPr>
@@ -1115,6 +700,7 @@
     </w:p>
     <w:p>
       <w:pPr>
+        <w:pStyle w:val="Normal"/>
         <w:jc w:val="both"/>
         <w:rPr>
           <w:sz w:val="24"/>
@@ -1131,6 +717,7 @@
     </w:p>
     <w:p>
       <w:pPr>
+        <w:pStyle w:val="Normal"/>
         <w:jc w:val="both"/>
         <w:rPr>
           <w:sz w:val="24"/>
@@ -1142,68 +729,81 @@
           <w:sz w:val="24"/>
           <w:szCs w:val="24"/>
         </w:rPr>
-        <w:t xml:space="preserve">Estou ciente de que o descumprimento do compromisso ora assumido, além de obrigar a devolução de importâncias recebidas indevidamente, quando for o caso, sujeitar-me-á às penalidades previstas nos </w:t>
-      </w:r>
-      <w:proofErr w:type="spellStart"/>
-      <w:r>
-        <w:rPr>
-          <w:sz w:val="24"/>
-          <w:szCs w:val="24"/>
-        </w:rPr>
-        <w:t>arts</w:t>
-      </w:r>
-      <w:proofErr w:type="spellEnd"/>
-      <w:r>
-        <w:rPr>
-          <w:sz w:val="24"/>
-          <w:szCs w:val="24"/>
-        </w:rPr>
-        <w:t>. 171 e 299, ambos do Código Penal.</w:t>
-      </w:r>
-    </w:p>
-    <w:p>
-      <w:pPr>
+        <w:t>Estou ciente de que o descumprimento do compromisso ora assumido, além de obrigar a devolução de importâncias recebidas indevidamente, quando for o caso, sujeitar-me-á às penalidades previstas nos arts. 171 e 299, ambos do Código Penal.</w:t>
+      </w:r>
+    </w:p>
+    <w:p>
+      <w:pPr>
+        <w:pStyle w:val="Normal"/>
         <w:jc w:val="both"/>
         <w:rPr>
           <w:sz w:val="24"/>
           <w:szCs w:val="24"/>
         </w:rPr>
       </w:pPr>
-    </w:p>
-    <w:p>
-      <w:pPr>
+      <w:r>
+        <w:rPr>
+          <w:sz w:val="24"/>
+          <w:szCs w:val="24"/>
+        </w:rPr>
+      </w:r>
+    </w:p>
+    <w:p>
+      <w:pPr>
+        <w:pStyle w:val="Normal"/>
         <w:jc w:val="both"/>
         <w:rPr>
           <w:sz w:val="24"/>
           <w:szCs w:val="24"/>
         </w:rPr>
       </w:pPr>
-    </w:p>
-    <w:p>
-      <w:pPr>
+      <w:r>
+        <w:rPr>
+          <w:sz w:val="24"/>
+          <w:szCs w:val="24"/>
+        </w:rPr>
+      </w:r>
+    </w:p>
+    <w:p>
+      <w:pPr>
+        <w:pStyle w:val="Normal"/>
         <w:jc w:val="both"/>
         <w:rPr>
           <w:sz w:val="24"/>
           <w:szCs w:val="24"/>
         </w:rPr>
       </w:pPr>
+      <w:r>
+        <w:rPr>
+          <w:sz w:val="24"/>
+          <w:szCs w:val="24"/>
+        </w:rPr>
+      </w:r>
     </w:p>
     <w:tbl>
       <w:tblPr>
         <w:tblStyle w:val="a0"/>
         <w:tblW w:w="9390" w:type="dxa"/>
+        <w:jc w:val="left"/>
         <w:tblInd w:w="0" w:type="dxa"/>
         <w:tblLayout w:type="fixed"/>
-        <w:tblLook w:val="0000" w:firstRow="0" w:lastRow="0" w:firstColumn="0" w:lastColumn="0" w:noHBand="0" w:noVBand="0"/>
+        <w:tblCellMar>
+          <w:top w:w="0" w:type="dxa"/>
+          <w:left w:w="108" w:type="dxa"/>
+          <w:bottom w:w="0" w:type="dxa"/>
+          <w:right w:w="108" w:type="dxa"/>
+        </w:tblCellMar>
+        <w:tblLook w:val="0000" w:noHBand="0" w:noVBand="0" w:firstColumn="0" w:lastRow="0" w:lastColumn="0" w:firstRow="0"/>
       </w:tblPr>
       <w:tblGrid>
-        <w:gridCol w:w="4624"/>
+        <w:gridCol w:w="4623"/>
         <w:gridCol w:w="4766"/>
       </w:tblGrid>
       <w:tr>
+        <w:trPr/>
         <w:tc>
           <w:tcPr>
-            <w:tcW w:w="4624" w:type="dxa"/>
+            <w:tcW w:w="4623" w:type="dxa"/>
             <w:tcBorders>
               <w:top w:val="single" w:sz="4" w:space="0" w:color="000080"/>
               <w:left w:val="single" w:sz="4" w:space="0" w:color="000080"/>
@@ -1212,6 +812,7 @@
           </w:tcPr>
           <w:p>
             <w:pPr>
+              <w:pStyle w:val="Normal"/>
               <w:jc w:val="center"/>
               <w:rPr>
                 <w:sz w:val="24"/>
@@ -1240,6 +841,7 @@
           </w:tcPr>
           <w:p>
             <w:pPr>
+              <w:pStyle w:val="Normal"/>
               <w:jc w:val="center"/>
               <w:rPr>
                 <w:sz w:val="24"/>
@@ -1260,52 +862,89 @@
     </w:tbl>
     <w:p>
       <w:pPr>
+        <w:pStyle w:val="Normal"/>
         <w:jc w:val="both"/>
         <w:rPr>
           <w:sz w:val="24"/>
           <w:szCs w:val="24"/>
         </w:rPr>
       </w:pPr>
-    </w:p>
-    <w:p>
-      <w:pPr>
+      <w:r>
+        <w:rPr>
+          <w:sz w:val="24"/>
+          <w:szCs w:val="24"/>
+        </w:rPr>
+      </w:r>
+    </w:p>
+    <w:p>
+      <w:pPr>
+        <w:pStyle w:val="Normal"/>
         <w:jc w:val="center"/>
         <w:rPr>
           <w:sz w:val="24"/>
           <w:szCs w:val="24"/>
         </w:rPr>
       </w:pPr>
-    </w:p>
-    <w:p>
-      <w:pPr>
+      <w:r>
+        <w:rPr>
+          <w:sz w:val="24"/>
+          <w:szCs w:val="24"/>
+        </w:rPr>
+      </w:r>
+    </w:p>
+    <w:p>
+      <w:pPr>
+        <w:pStyle w:val="Normal"/>
         <w:jc w:val="center"/>
         <w:rPr>
           <w:sz w:val="24"/>
           <w:szCs w:val="24"/>
         </w:rPr>
       </w:pPr>
-    </w:p>
-    <w:p>
-      <w:pPr>
+      <w:r>
+        <w:rPr>
+          <w:sz w:val="24"/>
+          <w:szCs w:val="24"/>
+        </w:rPr>
+      </w:r>
+    </w:p>
+    <w:p>
+      <w:pPr>
+        <w:pStyle w:val="Normal"/>
         <w:jc w:val="center"/>
         <w:rPr>
           <w:sz w:val="24"/>
           <w:szCs w:val="24"/>
         </w:rPr>
       </w:pPr>
-    </w:p>
-    <w:p>
-      <w:pPr>
+      <w:r>
+        <w:rPr>
+          <w:sz w:val="24"/>
+          <w:szCs w:val="24"/>
+        </w:rPr>
+      </w:r>
+    </w:p>
+    <w:p>
+      <w:pPr>
+        <w:pStyle w:val="Normal"/>
         <w:jc w:val="center"/>
         <w:rPr>
           <w:sz w:val="24"/>
           <w:szCs w:val="24"/>
         </w:rPr>
       </w:pPr>
-    </w:p>
-    <w:p>
-      <w:pPr>
+      <w:r>
+        <w:rPr>
+          <w:sz w:val="24"/>
+          <w:szCs w:val="24"/>
+        </w:rPr>
+      </w:r>
+    </w:p>
+    <w:p>
+      <w:pPr>
+        <w:pStyle w:val="Normal"/>
         <w:jc w:val="center"/>
+        <w:rPr/>
       </w:pPr>
       <w:r>
         <w:rPr>
@@ -1316,12 +955,19 @@
     </w:p>
     <w:p>
       <w:pPr>
+        <w:pStyle w:val="Normal"/>
         <w:jc w:val="center"/>
-      </w:pPr>
-    </w:p>
-    <w:p>
-      <w:pPr>
+        <w:rPr/>
+      </w:pPr>
+      <w:r>
+        <w:rPr/>
+      </w:r>
+    </w:p>
+    <w:p>
+      <w:pPr>
+        <w:pStyle w:val="Normal"/>
         <w:jc w:val="both"/>
+        <w:rPr/>
       </w:pPr>
       <w:r>
         <w:rPr>
@@ -1332,12 +978,19 @@
     </w:p>
     <w:p>
       <w:pPr>
+        <w:pStyle w:val="Normal"/>
         <w:jc w:val="both"/>
-      </w:pPr>
-    </w:p>
-    <w:p>
-      <w:pPr>
+        <w:rPr/>
+      </w:pPr>
+      <w:r>
+        <w:rPr/>
+      </w:r>
+    </w:p>
+    <w:p>
+      <w:pPr>
+        <w:pStyle w:val="Normal"/>
         <w:jc w:val="both"/>
+        <w:rPr/>
       </w:pPr>
       <w:r>
         <w:rPr>
@@ -1355,90 +1008,73 @@
       </w:r>
     </w:p>
     <w:sectPr>
-      <w:headerReference w:type="default" r:id="rId7"/>
+      <w:headerReference w:type="even" r:id="rId2"/>
+      <w:headerReference w:type="default" r:id="rId3"/>
+      <w:headerReference w:type="first" r:id="rId4"/>
+      <w:type w:val="nextPage"/>
       <w:pgSz w:w="11906" w:h="16838"/>
-      <w:pgMar w:top="1134" w:right="851" w:bottom="1134" w:left="1701" w:header="720" w:footer="720" w:gutter="0"/>
-      <w:pgNumType w:start="1"/>
-      <w:cols w:space="720"/>
+      <w:pgMar w:left="1701" w:right="851" w:gutter="0" w:header="720" w:top="1134" w:footer="0" w:bottom="1134"/>
+      <w:pgNumType w:start="1" w:fmt="decimal"/>
+      <w:formProt w:val="false"/>
+      <w:textDirection w:val="lrTb"/>
+      <w:docGrid w:type="default" w:linePitch="100" w:charSpace="8192"/>
     </w:sectPr>
   </w:body>
 </w:document>
 </file>
 
-<file path=word/endnotes.xml><?xml version="1.0" encoding="utf-8"?>
-<w:endnotes xmlns:wpc="http://schemas.microsoft.com/office/word/2010/wordprocessingCanvas" xmlns:cx="http://schemas.microsoft.com/office/drawing/2014/chartex" xmlns:cx1="http://schemas.microsoft.com/office/drawing/2015/9/8/chartex" xmlns:cx2="http://schemas.microsoft.com/office/drawing/2015/10/21/chartex" xmlns:cx3="http://schemas.microsoft.com/office/drawing/2016/5/9/chartex" xmlns:cx4="http://schemas.microsoft.com/office/drawing/2016/5/10/chartex" xmlns:cx5="http://schemas.microsoft.com/office/drawing/2016/5/11/chartex" xmlns:cx6="http://schemas.microsoft.com/office/drawing/2016/5/12/chartex" xmlns:cx7="http://schemas.microsoft.com/office/drawing/2016/5/13/chartex" xmlns:cx8="http://schemas.microsoft.com/office/drawing/2016/5/14/chartex" xmlns:mc="http://schemas.openxmlformats.org/markup-compatibility/2006" xmlns:aink="http://schemas.microsoft.com/office/drawing/2016/ink" xmlns:am3d="http://schemas.microsoft.com/office/drawing/2017/model3d" xmlns:o="urn:schemas-microsoft-com:office:office" xmlns:oel="http://schemas.microsoft.com/office/2019/extlst" xmlns:r="http://schemas.openxmlformats.org/officeDocument/2006/relationships" xmlns:m="http://schemas.openxmlformats.org/officeDocument/2006/math" xmlns:v="urn:schemas-microsoft-com:vml" xmlns:wp14="http://schemas.microsoft.com/office/word/2010/wordprocessingDrawing" xmlns:wp="http://schemas.openxmlformats.org/drawingml/2006/wordprocessingDrawing" xmlns:w10="urn:schemas-microsoft-com:office:word" xmlns:w="http://schemas.openxmlformats.org/wordprocessingml/2006/main" xmlns:w14="http://schemas.microsoft.com/office/word/2010/wordml" xmlns:w15="http://schemas.microsoft.com/office/word/2012/wordml" xmlns:w16cex="http://schemas.microsoft.com/office/word/2018/wordml/cex" xmlns:w16cid="http://schemas.microsoft.com/office/word/2016/wordml/cid" xmlns:w16="http://schemas.microsoft.com/office/word/2018/wordml" xmlns:w16du="http://schemas.microsoft.com/office/word/2023/wordml/word16du" xmlns:w16sdtdh="http://schemas.microsoft.com/office/word/2020/wordml/sdtdatahash" xmlns:w16sdtfl="http://schemas.microsoft.com/office/word/2024/wordml/sdtformatlock" xmlns:w16se="http://schemas.microsoft.com/office/word/2015/wordml/symex" xmlns:wpg="http://schemas.microsoft.com/office/word/2010/wordprocessingGroup" xmlns:wpi="http://schemas.microsoft.com/office/word/2010/wordprocessingInk" xmlns:wne="http://schemas.microsoft.com/office/word/2006/wordml" xmlns:wps="http://schemas.microsoft.com/office/word/2010/wordprocessingShape" mc:Ignorable="w14 w15 w16se w16cid w16 w16cex w16sdtdh w16sdtfl w16du wp14">
-  <w:endnote w:type="separator" w:id="-1">
-    <w:p>
-      <w:r>
-        <w:separator/>
-      </w:r>
-    </w:p>
-  </w:endnote>
-  <w:endnote w:type="continuationSeparator" w:id="0">
-    <w:p>
-      <w:r>
-        <w:continuationSeparator/>
-      </w:r>
-    </w:p>
-  </w:endnote>
-</w:endnotes>
+<file path=word/header1.xml><?xml version="1.0" encoding="utf-8"?>
+<w:hdr xmlns:o="urn:schemas-microsoft-com:office:office" xmlns:r="http://schemas.openxmlformats.org/officeDocument/2006/relationships" xmlns:v="urn:schemas-microsoft-com:vml" xmlns:w="http://schemas.openxmlformats.org/wordprocessingml/2006/main" xmlns:w10="urn:schemas-microsoft-com:office:word" xmlns:wp="http://schemas.openxmlformats.org/drawingml/2006/wordprocessingDrawing" xmlns:wps="http://schemas.microsoft.com/office/word/2010/wordprocessingShape" xmlns:wpg="http://schemas.microsoft.com/office/word/2010/wordprocessingGroup" xmlns:mc="http://schemas.openxmlformats.org/markup-compatibility/2006" xmlns:wp14="http://schemas.microsoft.com/office/word/2010/wordprocessingDrawing" xmlns:w14="http://schemas.microsoft.com/office/word/2010/wordml" xmlns:w15="http://schemas.microsoft.com/office/word/2012/wordml" mc:Ignorable="w14 wp14 w15">
+  <w:p>
+    <w:pPr>
+      <w:pStyle w:val="Header"/>
+      <w:rPr/>
+    </w:pPr>
+    <w:r>
+      <w:rPr/>
+    </w:r>
+  </w:p>
+</w:hdr>
 </file>
 
-<file path=word/footnotes.xml><?xml version="1.0" encoding="utf-8"?>
-<w:footnotes xmlns:wpc="http://schemas.microsoft.com/office/word/2010/wordprocessingCanvas" xmlns:cx="http://schemas.microsoft.com/office/drawing/2014/chartex" xmlns:cx1="http://schemas.microsoft.com/office/drawing/2015/9/8/chartex" xmlns:cx2="http://schemas.microsoft.com/office/drawing/2015/10/21/chartex" xmlns:cx3="http://schemas.microsoft.com/office/drawing/2016/5/9/chartex" xmlns:cx4="http://schemas.microsoft.com/office/drawing/2016/5/10/chartex" xmlns:cx5="http://schemas.microsoft.com/office/drawing/2016/5/11/chartex" xmlns:cx6="http://schemas.microsoft.com/office/drawing/2016/5/12/chartex" xmlns:cx7="http://schemas.microsoft.com/office/drawing/2016/5/13/chartex" xmlns:cx8="http://schemas.microsoft.com/office/drawing/2016/5/14/chartex" xmlns:mc="http://schemas.openxmlformats.org/markup-compatibility/2006" xmlns:aink="http://schemas.microsoft.com/office/drawing/2016/ink" xmlns:am3d="http://schemas.microsoft.com/office/drawing/2017/model3d" xmlns:o="urn:schemas-microsoft-com:office:office" xmlns:oel="http://schemas.microsoft.com/office/2019/extlst" xmlns:r="http://schemas.openxmlformats.org/officeDocument/2006/relationships" xmlns:m="http://schemas.openxmlformats.org/officeDocument/2006/math" xmlns:v="urn:schemas-microsoft-com:vml" xmlns:wp14="http://schemas.microsoft.com/office/word/2010/wordprocessingDrawing" xmlns:wp="http://schemas.openxmlformats.org/drawingml/2006/wordprocessingDrawing" xmlns:w10="urn:schemas-microsoft-com:office:word" xmlns:w="http://schemas.openxmlformats.org/wordprocessingml/2006/main" xmlns:w14="http://schemas.microsoft.com/office/word/2010/wordml" xmlns:w15="http://schemas.microsoft.com/office/word/2012/wordml" xmlns:w16cex="http://schemas.microsoft.com/office/word/2018/wordml/cex" xmlns:w16cid="http://schemas.microsoft.com/office/word/2016/wordml/cid" xmlns:w16="http://schemas.microsoft.com/office/word/2018/wordml" xmlns:w16du="http://schemas.microsoft.com/office/word/2023/wordml/word16du" xmlns:w16sdtdh="http://schemas.microsoft.com/office/word/2020/wordml/sdtdatahash" xmlns:w16sdtfl="http://schemas.microsoft.com/office/word/2024/wordml/sdtformatlock" xmlns:w16se="http://schemas.microsoft.com/office/word/2015/wordml/symex" xmlns:wpg="http://schemas.microsoft.com/office/word/2010/wordprocessingGroup" xmlns:wpi="http://schemas.microsoft.com/office/word/2010/wordprocessingInk" xmlns:wne="http://schemas.microsoft.com/office/word/2006/wordml" xmlns:wps="http://schemas.microsoft.com/office/word/2010/wordprocessingShape" mc:Ignorable="w14 w15 w16se w16cid w16 w16cex w16sdtdh w16sdtfl w16du wp14">
-  <w:footnote w:type="separator" w:id="-1">
-    <w:p>
-      <w:r>
-        <w:separator/>
-      </w:r>
-    </w:p>
-  </w:footnote>
-  <w:footnote w:type="continuationSeparator" w:id="0">
-    <w:p>
-      <w:r>
-        <w:continuationSeparator/>
-      </w:r>
-    </w:p>
-  </w:footnote>
-</w:footnotes>
-</file>
-
-<file path=word/header1.xml><?xml version="1.0" encoding="utf-8"?>
-<w:hdr xmlns:wpc="http://schemas.microsoft.com/office/word/2010/wordprocessingCanvas" xmlns:cx="http://schemas.microsoft.com/office/drawing/2014/chartex" xmlns:cx1="http://schemas.microsoft.com/office/drawing/2015/9/8/chartex" xmlns:cx2="http://schemas.microsoft.com/office/drawing/2015/10/21/chartex" xmlns:cx3="http://schemas.microsoft.com/office/drawing/2016/5/9/chartex" xmlns:cx4="http://schemas.microsoft.com/office/drawing/2016/5/10/chartex" xmlns:cx5="http://schemas.microsoft.com/office/drawing/2016/5/11/chartex" xmlns:cx6="http://schemas.microsoft.com/office/drawing/2016/5/12/chartex" xmlns:cx7="http://schemas.microsoft.com/office/drawing/2016/5/13/chartex" xmlns:cx8="http://schemas.microsoft.com/office/drawing/2016/5/14/chartex" xmlns:mc="http://schemas.openxmlformats.org/markup-compatibility/2006" xmlns:aink="http://schemas.microsoft.com/office/drawing/2016/ink" xmlns:am3d="http://schemas.microsoft.com/office/drawing/2017/model3d" xmlns:o="urn:schemas-microsoft-com:office:office" xmlns:oel="http://schemas.microsoft.com/office/2019/extlst" xmlns:r="http://schemas.openxmlformats.org/officeDocument/2006/relationships" xmlns:m="http://schemas.openxmlformats.org/officeDocument/2006/math" xmlns:v="urn:schemas-microsoft-com:vml" xmlns:wp14="http://schemas.microsoft.com/office/word/2010/wordprocessingDrawing" xmlns:wp="http://schemas.openxmlformats.org/drawingml/2006/wordprocessingDrawing" xmlns:w10="urn:schemas-microsoft-com:office:word" xmlns:w="http://schemas.openxmlformats.org/wordprocessingml/2006/main" xmlns:w14="http://schemas.microsoft.com/office/word/2010/wordml" xmlns:w15="http://schemas.microsoft.com/office/word/2012/wordml" xmlns:w16cex="http://schemas.microsoft.com/office/word/2018/wordml/cex" xmlns:w16cid="http://schemas.microsoft.com/office/word/2016/wordml/cid" xmlns:w16="http://schemas.microsoft.com/office/word/2018/wordml" xmlns:w16du="http://schemas.microsoft.com/office/word/2023/wordml/word16du" xmlns:w16sdtdh="http://schemas.microsoft.com/office/word/2020/wordml/sdtdatahash" xmlns:w16sdtfl="http://schemas.microsoft.com/office/word/2024/wordml/sdtformatlock" xmlns:w16se="http://schemas.microsoft.com/office/word/2015/wordml/symex" xmlns:wpg="http://schemas.microsoft.com/office/word/2010/wordprocessingGroup" xmlns:wpi="http://schemas.microsoft.com/office/word/2010/wordprocessingInk" xmlns:wne="http://schemas.microsoft.com/office/word/2006/wordml" xmlns:wps="http://schemas.microsoft.com/office/word/2010/wordprocessingShape" mc:Ignorable="w14 w15 w16se w16cid w16 w16cex w16sdtdh w16sdtfl w16du wp14">
+<file path=word/header2.xml><?xml version="1.0" encoding="utf-8"?>
+<w:hdr xmlns:o="urn:schemas-microsoft-com:office:office" xmlns:r="http://schemas.openxmlformats.org/officeDocument/2006/relationships" xmlns:v="urn:schemas-microsoft-com:vml" xmlns:w="http://schemas.openxmlformats.org/wordprocessingml/2006/main" xmlns:w10="urn:schemas-microsoft-com:office:word" xmlns:wp="http://schemas.openxmlformats.org/drawingml/2006/wordprocessingDrawing" xmlns:wps="http://schemas.microsoft.com/office/word/2010/wordprocessingShape" xmlns:wpg="http://schemas.microsoft.com/office/word/2010/wordprocessingGroup" xmlns:mc="http://schemas.openxmlformats.org/markup-compatibility/2006" xmlns:wp14="http://schemas.microsoft.com/office/word/2010/wordprocessingDrawing" xmlns:w14="http://schemas.microsoft.com/office/word/2010/wordml" xmlns:w15="http://schemas.microsoft.com/office/word/2012/wordml" mc:Ignorable="w14 wp14 w15">
   <w:p>
     <w:pPr>
+      <w:pStyle w:val="Normal"/>
       <w:jc w:val="center"/>
       <w:rPr>
-        <w:rFonts w:ascii="Arial" w:eastAsia="Arial" w:hAnsi="Arial" w:cs="Arial"/>
+        <w:rFonts w:ascii="Arial" w:hAnsi="Arial" w:eastAsia="Arial" w:cs="Arial"/>
         <w:sz w:val="16"/>
         <w:szCs w:val="16"/>
       </w:rPr>
     </w:pPr>
     <w:r>
-      <w:rPr>
-        <w:noProof/>
-      </w:rPr>
+      <w:rPr/>
       <w:drawing>
-        <wp:inline distT="0" distB="0" distL="114300" distR="114300" wp14:anchorId="6BEE4C44" wp14:editId="2FF0B5AE">
+        <wp:inline distT="0" distB="0" distL="0" distR="0">
           <wp:extent cx="731520" cy="731520"/>
           <wp:effectExtent l="0" t="0" r="0" b="0"/>
-          <wp:docPr id="1" name="image1.png"/>
-          <wp:cNvGraphicFramePr/>
+          <wp:docPr id="1" name="image1.png" descr=""/>
+          <wp:cNvGraphicFramePr>
+            <a:graphicFrameLocks xmlns:a="http://schemas.openxmlformats.org/drawingml/2006/main" noChangeAspect="1"/>
+          </wp:cNvGraphicFramePr>
           <a:graphic xmlns:a="http://schemas.openxmlformats.org/drawingml/2006/main">
             <a:graphicData uri="http://schemas.openxmlformats.org/drawingml/2006/picture">
               <pic:pic xmlns:pic="http://schemas.openxmlformats.org/drawingml/2006/picture">
                 <pic:nvPicPr>
-                  <pic:cNvPr id="0" name="image1.png"/>
-                  <pic:cNvPicPr preferRelativeResize="0"/>
+                  <pic:cNvPr id="1" name="image1.png" descr=""/>
+                  <pic:cNvPicPr>
+                    <a:picLocks noChangeAspect="1" noChangeArrowheads="1"/>
+                  </pic:cNvPicPr>
                 </pic:nvPicPr>
                 <pic:blipFill>
                   <a:blip r:embed="rId1"/>
-                  <a:srcRect/>
                   <a:stretch>
                     <a:fillRect/>
                   </a:stretch>
                 </pic:blipFill>
-                <pic:spPr>
+                <pic:spPr bwMode="auto">
                   <a:xfrm>
                     <a:off x="0" y="0"/>
                     <a:ext cx="731520" cy="731520"/>
@@ -1446,7 +1082,6 @@
                   <a:prstGeom prst="rect">
                     <a:avLst/>
                   </a:prstGeom>
-                  <a:ln/>
                 </pic:spPr>
               </pic:pic>
             </a:graphicData>
@@ -1457,16 +1092,17 @@
   </w:p>
   <w:p>
     <w:pPr>
+      <w:pStyle w:val="Normal"/>
       <w:jc w:val="center"/>
       <w:rPr>
-        <w:rFonts w:ascii="Arial" w:eastAsia="Arial" w:hAnsi="Arial" w:cs="Arial"/>
+        <w:rFonts w:ascii="Arial" w:hAnsi="Arial" w:eastAsia="Arial" w:cs="Arial"/>
         <w:sz w:val="8"/>
         <w:szCs w:val="8"/>
       </w:rPr>
     </w:pPr>
     <w:r>
       <w:rPr>
-        <w:rFonts w:ascii="Arial" w:eastAsia="Arial" w:hAnsi="Arial" w:cs="Arial"/>
+        <w:rFonts w:eastAsia="Arial" w:cs="Arial" w:ascii="Arial" w:hAnsi="Arial"/>
         <w:sz w:val="16"/>
         <w:szCs w:val="16"/>
       </w:rPr>
@@ -1475,33 +1111,136 @@
   </w:p>
   <w:p>
     <w:pPr>
+      <w:pStyle w:val="Normal"/>
       <w:jc w:val="center"/>
       <w:rPr>
-        <w:rFonts w:ascii="Arial" w:eastAsia="Arial" w:hAnsi="Arial" w:cs="Arial"/>
+        <w:rFonts w:ascii="Arial" w:hAnsi="Arial" w:eastAsia="Arial" w:cs="Arial"/>
         <w:sz w:val="8"/>
         <w:szCs w:val="8"/>
       </w:rPr>
     </w:pPr>
+    <w:r>
+      <w:rPr>
+        <w:rFonts w:eastAsia="Arial" w:cs="Arial" w:ascii="Arial" w:hAnsi="Arial"/>
+        <w:sz w:val="8"/>
+        <w:szCs w:val="8"/>
+      </w:rPr>
+    </w:r>
+  </w:p>
+</w:hdr>
+</file>
+
+<file path=word/header3.xml><?xml version="1.0" encoding="utf-8"?>
+<w:hdr xmlns:o="urn:schemas-microsoft-com:office:office" xmlns:r="http://schemas.openxmlformats.org/officeDocument/2006/relationships" xmlns:v="urn:schemas-microsoft-com:vml" xmlns:w="http://schemas.openxmlformats.org/wordprocessingml/2006/main" xmlns:w10="urn:schemas-microsoft-com:office:word" xmlns:wp="http://schemas.openxmlformats.org/drawingml/2006/wordprocessingDrawing" xmlns:wps="http://schemas.microsoft.com/office/word/2010/wordprocessingShape" xmlns:wpg="http://schemas.microsoft.com/office/word/2010/wordprocessingGroup" xmlns:mc="http://schemas.openxmlformats.org/markup-compatibility/2006" xmlns:wp14="http://schemas.microsoft.com/office/word/2010/wordprocessingDrawing" xmlns:w14="http://schemas.microsoft.com/office/word/2010/wordml" xmlns:w15="http://schemas.microsoft.com/office/word/2012/wordml" mc:Ignorable="w14 wp14 w15">
+  <w:p>
+    <w:pPr>
+      <w:pStyle w:val="Normal"/>
+      <w:jc w:val="center"/>
+      <w:rPr>
+        <w:rFonts w:ascii="Arial" w:hAnsi="Arial" w:eastAsia="Arial" w:cs="Arial"/>
+        <w:sz w:val="16"/>
+        <w:szCs w:val="16"/>
+      </w:rPr>
+    </w:pPr>
+    <w:r>
+      <w:rPr/>
+      <w:drawing>
+        <wp:inline distT="0" distB="0" distL="0" distR="0">
+          <wp:extent cx="731520" cy="731520"/>
+          <wp:effectExtent l="0" t="0" r="0" b="0"/>
+          <wp:docPr id="2" name="image1.png" descr=""/>
+          <wp:cNvGraphicFramePr>
+            <a:graphicFrameLocks xmlns:a="http://schemas.openxmlformats.org/drawingml/2006/main" noChangeAspect="1"/>
+          </wp:cNvGraphicFramePr>
+          <a:graphic xmlns:a="http://schemas.openxmlformats.org/drawingml/2006/main">
+            <a:graphicData uri="http://schemas.openxmlformats.org/drawingml/2006/picture">
+              <pic:pic xmlns:pic="http://schemas.openxmlformats.org/drawingml/2006/picture">
+                <pic:nvPicPr>
+                  <pic:cNvPr id="2" name="image1.png" descr=""/>
+                  <pic:cNvPicPr>
+                    <a:picLocks noChangeAspect="1" noChangeArrowheads="1"/>
+                  </pic:cNvPicPr>
+                </pic:nvPicPr>
+                <pic:blipFill>
+                  <a:blip r:embed="rId1"/>
+                  <a:stretch>
+                    <a:fillRect/>
+                  </a:stretch>
+                </pic:blipFill>
+                <pic:spPr bwMode="auto">
+                  <a:xfrm>
+                    <a:off x="0" y="0"/>
+                    <a:ext cx="731520" cy="731520"/>
+                  </a:xfrm>
+                  <a:prstGeom prst="rect">
+                    <a:avLst/>
+                  </a:prstGeom>
+                </pic:spPr>
+              </pic:pic>
+            </a:graphicData>
+          </a:graphic>
+        </wp:inline>
+      </w:drawing>
+    </w:r>
+  </w:p>
+  <w:p>
+    <w:pPr>
+      <w:pStyle w:val="Normal"/>
+      <w:jc w:val="center"/>
+      <w:rPr>
+        <w:rFonts w:ascii="Arial" w:hAnsi="Arial" w:eastAsia="Arial" w:cs="Arial"/>
+        <w:sz w:val="8"/>
+        <w:szCs w:val="8"/>
+      </w:rPr>
+    </w:pPr>
+    <w:r>
+      <w:rPr>
+        <w:rFonts w:eastAsia="Arial" w:cs="Arial" w:ascii="Arial" w:hAnsi="Arial"/>
+        <w:sz w:val="16"/>
+        <w:szCs w:val="16"/>
+      </w:rPr>
+      <w:t>INSTITUTO NACIONAL DO SEGURO SOCIAL</w:t>
+    </w:r>
+  </w:p>
+  <w:p>
+    <w:pPr>
+      <w:pStyle w:val="Normal"/>
+      <w:jc w:val="center"/>
+      <w:rPr>
+        <w:rFonts w:ascii="Arial" w:hAnsi="Arial" w:eastAsia="Arial" w:cs="Arial"/>
+        <w:sz w:val="8"/>
+        <w:szCs w:val="8"/>
+      </w:rPr>
+    </w:pPr>
+    <w:r>
+      <w:rPr>
+        <w:rFonts w:eastAsia="Arial" w:cs="Arial" w:ascii="Arial" w:hAnsi="Arial"/>
+        <w:sz w:val="8"/>
+        <w:szCs w:val="8"/>
+      </w:rPr>
+    </w:r>
   </w:p>
 </w:hdr>
 </file>
 
 <file path=word/numbering.xml><?xml version="1.0" encoding="utf-8"?>
-<w:numbering xmlns:wpc="http://schemas.microsoft.com/office/word/2010/wordprocessingCanvas" xmlns:cx="http://schemas.microsoft.com/office/drawing/2014/chartex" xmlns:cx1="http://schemas.microsoft.com/office/drawing/2015/9/8/chartex" xmlns:cx2="http://schemas.microsoft.com/office/drawing/2015/10/21/chartex" xmlns:cx3="http://schemas.microsoft.com/office/drawing/2016/5/9/chartex" xmlns:cx4="http://schemas.microsoft.com/office/drawing/2016/5/10/chartex" xmlns:cx5="http://schemas.microsoft.com/office/drawing/2016/5/11/chartex" xmlns:cx6="http://schemas.microsoft.com/office/drawing/2016/5/12/chartex" xmlns:cx7="http://schemas.microsoft.com/office/drawing/2016/5/13/chartex" xmlns:cx8="http://schemas.microsoft.com/office/drawing/2016/5/14/chartex" xmlns:mc="http://schemas.openxmlformats.org/markup-compatibility/2006" xmlns:aink="http://schemas.microsoft.com/office/drawing/2016/ink" xmlns:am3d="http://schemas.microsoft.com/office/drawing/2017/model3d" xmlns:o="urn:schemas-microsoft-com:office:office" xmlns:oel="http://schemas.microsoft.com/office/2019/extlst" xmlns:r="http://schemas.openxmlformats.org/officeDocument/2006/relationships" xmlns:m="http://schemas.openxmlformats.org/officeDocument/2006/math" xmlns:v="urn:schemas-microsoft-com:vml" xmlns:wp14="http://schemas.microsoft.com/office/word/2010/wordprocessingDrawing" xmlns:wp="http://schemas.openxmlformats.org/drawingml/2006/wordprocessingDrawing" xmlns:w10="urn:schemas-microsoft-com:office:word" xmlns:w="http://schemas.openxmlformats.org/wordprocessingml/2006/main" xmlns:w14="http://schemas.microsoft.com/office/word/2010/wordml" xmlns:w15="http://schemas.microsoft.com/office/word/2012/wordml" xmlns:w16cex="http://schemas.microsoft.com/office/word/2018/wordml/cex" xmlns:w16cid="http://schemas.microsoft.com/office/word/2016/wordml/cid" xmlns:w16="http://schemas.microsoft.com/office/word/2018/wordml" xmlns:w16du="http://schemas.microsoft.com/office/word/2023/wordml/word16du" xmlns:w16sdtdh="http://schemas.microsoft.com/office/word/2020/wordml/sdtdatahash" xmlns:w16sdtfl="http://schemas.microsoft.com/office/word/2024/wordml/sdtformatlock" xmlns:w16se="http://schemas.microsoft.com/office/word/2015/wordml/symex" xmlns:wpg="http://schemas.microsoft.com/office/word/2010/wordprocessingGroup" xmlns:wpi="http://schemas.microsoft.com/office/word/2010/wordprocessingInk" xmlns:wne="http://schemas.microsoft.com/office/word/2006/wordml" xmlns:wps="http://schemas.microsoft.com/office/word/2010/wordprocessingShape" mc:Ignorable="w14 w15 w16se w16cid w16 w16cex w16sdtdh w16sdtfl w16du wp14">
-  <w:abstractNum w:abstractNumId="0" w15:restartNumberingAfterBreak="0">
-    <w:nsid w:val="46D52B93"/>
-    <w:multiLevelType w:val="multilevel"/>
-    <w:tmpl w:val="BAC6D0EC"/>
+<w:numbering xmlns:w="http://schemas.openxmlformats.org/wordprocessingml/2006/main" xmlns:o="urn:schemas-microsoft-com:office:office" xmlns:r="http://schemas.openxmlformats.org/officeDocument/2006/relationships" xmlns:v="urn:schemas-microsoft-com:vml" xmlns:mc="http://schemas.openxmlformats.org/markup-compatibility/2006" xmlns:w14="http://schemas.microsoft.com/office/word/2010/wordml" mc:Ignorable="w14">
+  <w:abstractNum w:abstractNumId="1">
     <w:lvl w:ilvl="0">
       <w:start w:val="1"/>
       <w:numFmt w:val="upperRoman"/>
       <w:lvlText w:val="%1."/>
       <w:lvlJc w:val="right"/>
       <w:pPr>
+        <w:tabs>
+          <w:tab w:val="num" w:pos="0"/>
+        </w:tabs>
         <w:ind w:left="720" w:hanging="360"/>
       </w:pPr>
       <w:rPr>
         <w:vertAlign w:val="baseline"/>
+        <w:position w:val="0"/>
+        <w:sz w:val="20"/>
       </w:rPr>
     </w:lvl>
     <w:lvl w:ilvl="1">
@@ -1510,10 +1249,15 @@
       <w:lvlText w:val="(%2)"/>
       <w:lvlJc w:val="left"/>
       <w:pPr>
+        <w:tabs>
+          <w:tab w:val="num" w:pos="0"/>
+        </w:tabs>
         <w:ind w:left="1080" w:hanging="360"/>
       </w:pPr>
       <w:rPr>
         <w:vertAlign w:val="baseline"/>
+        <w:position w:val="0"/>
+        <w:sz w:val="20"/>
       </w:rPr>
     </w:lvl>
     <w:lvl w:ilvl="2">
@@ -1522,10 +1266,15 @@
       <w:lvlText w:val="(%3)"/>
       <w:lvlJc w:val="left"/>
       <w:pPr>
+        <w:tabs>
+          <w:tab w:val="num" w:pos="0"/>
+        </w:tabs>
         <w:ind w:left="1440" w:hanging="360"/>
       </w:pPr>
       <w:rPr>
         <w:vertAlign w:val="baseline"/>
+        <w:position w:val="0"/>
+        <w:sz w:val="20"/>
       </w:rPr>
     </w:lvl>
     <w:lvl w:ilvl="3">
@@ -1534,10 +1283,15 @@
       <w:lvlText w:val="(%4)"/>
       <w:lvlJc w:val="left"/>
       <w:pPr>
+        <w:tabs>
+          <w:tab w:val="num" w:pos="0"/>
+        </w:tabs>
         <w:ind w:left="1800" w:hanging="360"/>
       </w:pPr>
       <w:rPr>
         <w:vertAlign w:val="baseline"/>
+        <w:position w:val="0"/>
+        <w:sz w:val="20"/>
       </w:rPr>
     </w:lvl>
     <w:lvl w:ilvl="4">
@@ -1546,10 +1300,15 @@
       <w:lvlText w:val="(%5)"/>
       <w:lvlJc w:val="left"/>
       <w:pPr>
+        <w:tabs>
+          <w:tab w:val="num" w:pos="0"/>
+        </w:tabs>
         <w:ind w:left="2160" w:hanging="360"/>
       </w:pPr>
       <w:rPr>
         <w:vertAlign w:val="baseline"/>
+        <w:position w:val="0"/>
+        <w:sz w:val="20"/>
       </w:rPr>
     </w:lvl>
     <w:lvl w:ilvl="5">
@@ -1558,10 +1317,15 @@
       <w:lvlText w:val="(%6)"/>
       <w:lvlJc w:val="left"/>
       <w:pPr>
+        <w:tabs>
+          <w:tab w:val="num" w:pos="0"/>
+        </w:tabs>
         <w:ind w:left="2520" w:hanging="360"/>
       </w:pPr>
       <w:rPr>
         <w:vertAlign w:val="baseline"/>
+        <w:position w:val="0"/>
+        <w:sz w:val="20"/>
       </w:rPr>
     </w:lvl>
     <w:lvl w:ilvl="6">
@@ -1570,10 +1334,15 @@
       <w:lvlText w:val="(%7)"/>
       <w:lvlJc w:val="left"/>
       <w:pPr>
+        <w:tabs>
+          <w:tab w:val="num" w:pos="0"/>
+        </w:tabs>
         <w:ind w:left="2880" w:hanging="360"/>
       </w:pPr>
       <w:rPr>
         <w:vertAlign w:val="baseline"/>
+        <w:position w:val="0"/>
+        <w:sz w:val="20"/>
       </w:rPr>
     </w:lvl>
     <w:lvl w:ilvl="7">
@@ -1582,10 +1351,15 @@
       <w:lvlText w:val="(%8)"/>
       <w:lvlJc w:val="left"/>
       <w:pPr>
+        <w:tabs>
+          <w:tab w:val="num" w:pos="0"/>
+        </w:tabs>
         <w:ind w:left="3240" w:hanging="360"/>
       </w:pPr>
       <w:rPr>
         <w:vertAlign w:val="baseline"/>
+        <w:position w:val="0"/>
+        <w:sz w:val="20"/>
       </w:rPr>
     </w:lvl>
     <w:lvl w:ilvl="8">
@@ -1594,47 +1368,173 @@
       <w:lvlText w:val="(%9)"/>
       <w:lvlJc w:val="left"/>
       <w:pPr>
+        <w:tabs>
+          <w:tab w:val="num" w:pos="0"/>
+        </w:tabs>
         <w:ind w:left="3600" w:hanging="360"/>
       </w:pPr>
       <w:rPr>
         <w:vertAlign w:val="baseline"/>
+        <w:position w:val="0"/>
+        <w:sz w:val="20"/>
       </w:rPr>
     </w:lvl>
   </w:abstractNum>
-  <w:num w:numId="1" w16cid:durableId="1055550130">
-    <w:abstractNumId w:val="0"/>
+  <w:abstractNum w:abstractNumId="2">
+    <w:lvl w:ilvl="0">
+      <w:start w:val="1"/>
+      <w:numFmt w:val="none"/>
+      <w:suff w:val="nothing"/>
+      <w:lvlText w:val=""/>
+      <w:lvlJc w:val="left"/>
+      <w:pPr>
+        <w:tabs>
+          <w:tab w:val="num" w:pos="0"/>
+        </w:tabs>
+        <w:ind w:left="0" w:hanging="0"/>
+      </w:pPr>
+    </w:lvl>
+    <w:lvl w:ilvl="1">
+      <w:start w:val="1"/>
+      <w:numFmt w:val="none"/>
+      <w:suff w:val="nothing"/>
+      <w:lvlText w:val=""/>
+      <w:lvlJc w:val="left"/>
+      <w:pPr>
+        <w:tabs>
+          <w:tab w:val="num" w:pos="0"/>
+        </w:tabs>
+        <w:ind w:left="0" w:hanging="0"/>
+      </w:pPr>
+    </w:lvl>
+    <w:lvl w:ilvl="2">
+      <w:start w:val="1"/>
+      <w:numFmt w:val="none"/>
+      <w:suff w:val="nothing"/>
+      <w:lvlText w:val=""/>
+      <w:lvlJc w:val="left"/>
+      <w:pPr>
+        <w:tabs>
+          <w:tab w:val="num" w:pos="0"/>
+        </w:tabs>
+        <w:ind w:left="0" w:hanging="0"/>
+      </w:pPr>
+    </w:lvl>
+    <w:lvl w:ilvl="3">
+      <w:start w:val="1"/>
+      <w:numFmt w:val="none"/>
+      <w:suff w:val="nothing"/>
+      <w:lvlText w:val=""/>
+      <w:lvlJc w:val="left"/>
+      <w:pPr>
+        <w:tabs>
+          <w:tab w:val="num" w:pos="0"/>
+        </w:tabs>
+        <w:ind w:left="0" w:hanging="0"/>
+      </w:pPr>
+    </w:lvl>
+    <w:lvl w:ilvl="4">
+      <w:start w:val="1"/>
+      <w:numFmt w:val="none"/>
+      <w:suff w:val="nothing"/>
+      <w:lvlText w:val=""/>
+      <w:lvlJc w:val="left"/>
+      <w:pPr>
+        <w:tabs>
+          <w:tab w:val="num" w:pos="0"/>
+        </w:tabs>
+        <w:ind w:left="0" w:hanging="0"/>
+      </w:pPr>
+    </w:lvl>
+    <w:lvl w:ilvl="5">
+      <w:start w:val="1"/>
+      <w:numFmt w:val="none"/>
+      <w:suff w:val="nothing"/>
+      <w:lvlText w:val=""/>
+      <w:lvlJc w:val="left"/>
+      <w:pPr>
+        <w:tabs>
+          <w:tab w:val="num" w:pos="0"/>
+        </w:tabs>
+        <w:ind w:left="0" w:hanging="0"/>
+      </w:pPr>
+    </w:lvl>
+    <w:lvl w:ilvl="6">
+      <w:start w:val="1"/>
+      <w:numFmt w:val="none"/>
+      <w:suff w:val="nothing"/>
+      <w:lvlText w:val=""/>
+      <w:lvlJc w:val="left"/>
+      <w:pPr>
+        <w:tabs>
+          <w:tab w:val="num" w:pos="0"/>
+        </w:tabs>
+        <w:ind w:left="0" w:hanging="0"/>
+      </w:pPr>
+    </w:lvl>
+    <w:lvl w:ilvl="7">
+      <w:start w:val="1"/>
+      <w:numFmt w:val="none"/>
+      <w:suff w:val="nothing"/>
+      <w:lvlText w:val=""/>
+      <w:lvlJc w:val="left"/>
+      <w:pPr>
+        <w:tabs>
+          <w:tab w:val="num" w:pos="0"/>
+        </w:tabs>
+        <w:ind w:left="0" w:hanging="0"/>
+      </w:pPr>
+    </w:lvl>
+    <w:lvl w:ilvl="8">
+      <w:start w:val="1"/>
+      <w:numFmt w:val="none"/>
+      <w:suff w:val="nothing"/>
+      <w:lvlText w:val=""/>
+      <w:lvlJc w:val="left"/>
+      <w:pPr>
+        <w:tabs>
+          <w:tab w:val="num" w:pos="0"/>
+        </w:tabs>
+        <w:ind w:left="0" w:hanging="0"/>
+      </w:pPr>
+    </w:lvl>
+  </w:abstractNum>
+  <w:num w:numId="1">
+    <w:abstractNumId w:val="1"/>
+  </w:num>
+  <w:num w:numId="2">
+    <w:abstractNumId w:val="2"/>
   </w:num>
 </w:numbering>
 </file>
 
 <file path=word/styles.xml><?xml version="1.0" encoding="utf-8"?>
-<w:styles xmlns:mc="http://schemas.openxmlformats.org/markup-compatibility/2006" xmlns:r="http://schemas.openxmlformats.org/officeDocument/2006/relationships" xmlns:w="http://schemas.openxmlformats.org/wordprocessingml/2006/main" xmlns:w14="http://schemas.microsoft.com/office/word/2010/wordml" xmlns:w15="http://schemas.microsoft.com/office/word/2012/wordml" xmlns:w16cex="http://schemas.microsoft.com/office/word/2018/wordml/cex" xmlns:w16cid="http://schemas.microsoft.com/office/word/2016/wordml/cid" xmlns:w16="http://schemas.microsoft.com/office/word/2018/wordml" xmlns:w16du="http://schemas.microsoft.com/office/word/2023/wordml/word16du" xmlns:w16sdtdh="http://schemas.microsoft.com/office/word/2020/wordml/sdtdatahash" xmlns:w16sdtfl="http://schemas.microsoft.com/office/word/2024/wordml/sdtformatlock" xmlns:w16se="http://schemas.microsoft.com/office/word/2015/wordml/symex" mc:Ignorable="w14 w15 w16se w16cid w16 w16cex w16sdtdh w16sdtfl w16du">
+<w:styles xmlns:w="http://schemas.openxmlformats.org/wordprocessingml/2006/main" xmlns:w14="http://schemas.microsoft.com/office/word/2010/wordml" xmlns:mc="http://schemas.openxmlformats.org/markup-compatibility/2006" mc:Ignorable="w14">
   <w:docDefaults>
     <w:rPrDefault>
       <w:rPr>
-        <w:rFonts w:ascii="Times New Roman" w:eastAsia="Times New Roman" w:hAnsi="Times New Roman" w:cs="Times New Roman"/>
+        <w:rFonts w:ascii="Times New Roman" w:hAnsi="Times New Roman" w:eastAsia="Times New Roman" w:cs="Times New Roman"/>
         <w:highlight w:val="white"/>
         <w:lang w:val="pt-BR" w:eastAsia="pt-BR" w:bidi="ar-SA"/>
       </w:rPr>
     </w:rPrDefault>
     <w:pPrDefault>
       <w:pPr>
-        <w:widowControl w:val="0"/>
-        <w:shd w:val="clear" w:color="auto" w:fill="FFFFFF"/>
+        <w:suppressAutoHyphens w:val="true"/>
       </w:pPr>
     </w:pPrDefault>
   </w:docDefaults>
   <w:latentStyles w:defLockedState="0" w:defUIPriority="99" w:defSemiHidden="0" w:defUnhideWhenUsed="0" w:defQFormat="0" w:count="376">
     <w:lsdException w:name="Normal" w:uiPriority="0" w:qFormat="1"/>
     <w:lsdException w:name="heading 1" w:uiPriority="9" w:qFormat="1"/>
-    <w:lsdException w:name="heading 2" w:semiHidden="1" w:uiPriority="9" w:unhideWhenUsed="1" w:qFormat="1"/>
-    <w:lsdException w:name="heading 3" w:semiHidden="1" w:uiPriority="9" w:unhideWhenUsed="1" w:qFormat="1"/>
-    <w:lsdException w:name="heading 4" w:semiHidden="1" w:uiPriority="9" w:unhideWhenUsed="1" w:qFormat="1"/>
-    <w:lsdException w:name="heading 5" w:semiHidden="1" w:uiPriority="9" w:unhideWhenUsed="1" w:qFormat="1"/>
-    <w:lsdException w:name="heading 6" w:semiHidden="1" w:uiPriority="9" w:unhideWhenUsed="1" w:qFormat="1"/>
-    <w:lsdException w:name="heading 7" w:semiHidden="1" w:uiPriority="9" w:unhideWhenUsed="1" w:qFormat="1"/>
-    <w:lsdException w:name="heading 8" w:semiHidden="1" w:uiPriority="9" w:unhideWhenUsed="1" w:qFormat="1"/>
-    <w:lsdException w:name="heading 9" w:semiHidden="1" w:uiPriority="9" w:unhideWhenUsed="1" w:qFormat="1"/>
+    <w:lsdException w:name="heading 2" w:uiPriority="9" w:semiHidden="1" w:unhideWhenUsed="1" w:qFormat="1"/>
+    <w:lsdException w:name="heading 3" w:uiPriority="9" w:semiHidden="1" w:unhideWhenUsed="1" w:qFormat="1"/>
+    <w:lsdException w:name="heading 4" w:uiPriority="9" w:semiHidden="1" w:unhideWhenUsed="1" w:qFormat="1"/>
+    <w:lsdException w:name="heading 5" w:uiPriority="9" w:semiHidden="1" w:unhideWhenUsed="1" w:qFormat="1"/>
+    <w:lsdException w:name="heading 6" w:uiPriority="9" w:semiHidden="1" w:unhideWhenUsed="1" w:qFormat="1"/>
+    <w:lsdException w:name="heading 7" w:uiPriority="9" w:semiHidden="1" w:unhideWhenUsed="1" w:qFormat="1"/>
+    <w:lsdException w:name="heading 8" w:uiPriority="9" w:semiHidden="1" w:unhideWhenUsed="1" w:qFormat="1"/>
+    <w:lsdException w:name="heading 9" w:uiPriority="9" w:semiHidden="1" w:unhideWhenUsed="1" w:qFormat="1"/>
     <w:lsdException w:name="index 1" w:semiHidden="1" w:unhideWhenUsed="1"/>
     <w:lsdException w:name="index 2" w:semiHidden="1" w:unhideWhenUsed="1"/>
     <w:lsdException w:name="index 3" w:semiHidden="1" w:unhideWhenUsed="1"/>
@@ -1644,22 +1544,22 @@
     <w:lsdException w:name="index 7" w:semiHidden="1" w:unhideWhenUsed="1"/>
     <w:lsdException w:name="index 8" w:semiHidden="1" w:unhideWhenUsed="1"/>
     <w:lsdException w:name="index 9" w:semiHidden="1" w:unhideWhenUsed="1"/>
-    <w:lsdException w:name="toc 1" w:semiHidden="1" w:uiPriority="39" w:unhideWhenUsed="1"/>
-    <w:lsdException w:name="toc 2" w:semiHidden="1" w:uiPriority="39" w:unhideWhenUsed="1"/>
-    <w:lsdException w:name="toc 3" w:semiHidden="1" w:uiPriority="39" w:unhideWhenUsed="1"/>
-    <w:lsdException w:name="toc 4" w:semiHidden="1" w:uiPriority="39" w:unhideWhenUsed="1"/>
-    <w:lsdException w:name="toc 5" w:semiHidden="1" w:uiPriority="39" w:unhideWhenUsed="1"/>
-    <w:lsdException w:name="toc 6" w:semiHidden="1" w:uiPriority="39" w:unhideWhenUsed="1"/>
-    <w:lsdException w:name="toc 7" w:semiHidden="1" w:uiPriority="39" w:unhideWhenUsed="1"/>
-    <w:lsdException w:name="toc 8" w:semiHidden="1" w:uiPriority="39" w:unhideWhenUsed="1"/>
-    <w:lsdException w:name="toc 9" w:semiHidden="1" w:uiPriority="39" w:unhideWhenUsed="1"/>
+    <w:lsdException w:name="toc 1" w:uiPriority="39" w:semiHidden="1" w:unhideWhenUsed="1"/>
+    <w:lsdException w:name="toc 2" w:uiPriority="39" w:semiHidden="1" w:unhideWhenUsed="1"/>
+    <w:lsdException w:name="toc 3" w:uiPriority="39" w:semiHidden="1" w:unhideWhenUsed="1"/>
+    <w:lsdException w:name="toc 4" w:uiPriority="39" w:semiHidden="1" w:unhideWhenUsed="1"/>
+    <w:lsdException w:name="toc 5" w:uiPriority="39" w:semiHidden="1" w:unhideWhenUsed="1"/>
+    <w:lsdException w:name="toc 6" w:uiPriority="39" w:semiHidden="1" w:unhideWhenUsed="1"/>
+    <w:lsdException w:name="toc 7" w:uiPriority="39" w:semiHidden="1" w:unhideWhenUsed="1"/>
+    <w:lsdException w:name="toc 8" w:uiPriority="39" w:semiHidden="1" w:unhideWhenUsed="1"/>
+    <w:lsdException w:name="toc 9" w:uiPriority="39" w:semiHidden="1" w:unhideWhenUsed="1"/>
     <w:lsdException w:name="Normal Indent" w:semiHidden="1" w:unhideWhenUsed="1"/>
     <w:lsdException w:name="footnote text" w:semiHidden="1" w:unhideWhenUsed="1"/>
     <w:lsdException w:name="annotation text" w:semiHidden="1" w:unhideWhenUsed="1"/>
     <w:lsdException w:name="header" w:semiHidden="1" w:unhideWhenUsed="1"/>
     <w:lsdException w:name="footer" w:semiHidden="1" w:unhideWhenUsed="1"/>
     <w:lsdException w:name="index heading" w:semiHidden="1" w:unhideWhenUsed="1"/>
-    <w:lsdException w:name="caption" w:semiHidden="1" w:uiPriority="35" w:unhideWhenUsed="1" w:qFormat="1"/>
+    <w:lsdException w:name="caption" w:uiPriority="35" w:semiHidden="1" w:unhideWhenUsed="1" w:qFormat="1"/>
     <w:lsdException w:name="table of figures" w:semiHidden="1" w:unhideWhenUsed="1"/>
     <w:lsdException w:name="envelope address" w:semiHidden="1" w:unhideWhenUsed="1"/>
     <w:lsdException w:name="envelope return" w:semiHidden="1" w:unhideWhenUsed="1"/>
@@ -1690,7 +1590,7 @@
     <w:lsdException w:name="Title" w:uiPriority="10" w:qFormat="1"/>
     <w:lsdException w:name="Closing" w:semiHidden="1" w:unhideWhenUsed="1"/>
     <w:lsdException w:name="Signature" w:semiHidden="1" w:unhideWhenUsed="1"/>
-    <w:lsdException w:name="Default Paragraph Font" w:semiHidden="1" w:uiPriority="1" w:unhideWhenUsed="1"/>
+    <w:lsdException w:name="Default Paragraph Font" w:uiPriority="1" w:semiHidden="1" w:unhideWhenUsed="1"/>
     <w:lsdException w:name="Body Text" w:semiHidden="1" w:unhideWhenUsed="1"/>
     <w:lsdException w:name="Body Text Indent" w:semiHidden="1" w:unhideWhenUsed="1"/>
     <w:lsdException w:name="List Continue" w:semiHidden="1" w:unhideWhenUsed="1"/>
@@ -1890,8 +1790,8 @@
     <w:lsdException w:name="Subtle Reference" w:uiPriority="31" w:qFormat="1"/>
     <w:lsdException w:name="Intense Reference" w:uiPriority="32" w:qFormat="1"/>
     <w:lsdException w:name="Book Title" w:uiPriority="33" w:qFormat="1"/>
-    <w:lsdException w:name="Bibliography" w:semiHidden="1" w:uiPriority="37" w:unhideWhenUsed="1"/>
-    <w:lsdException w:name="TOC Heading" w:semiHidden="1" w:uiPriority="39" w:unhideWhenUsed="1" w:qFormat="1"/>
+    <w:lsdException w:name="Bibliography" w:uiPriority="37" w:semiHidden="1" w:unhideWhenUsed="1"/>
+    <w:lsdException w:name="TOC Heading" w:uiPriority="39" w:semiHidden="1" w:unhideWhenUsed="1" w:qFormat="1"/>
     <w:lsdException w:name="Plain Table 1" w:uiPriority="41"/>
     <w:lsdException w:name="Plain Table 2" w:uiPriority="42"/>
     <w:lsdException w:name="Plain Table 3" w:uiPriority="43"/>
@@ -2002,18 +1902,34 @@
     <w:lsdException w:name="Unresolved Mention" w:semiHidden="1" w:unhideWhenUsed="1"/>
     <w:lsdException w:name="Smart Link" w:semiHidden="1" w:unhideWhenUsed="1"/>
   </w:latentStyles>
-  <w:style w:type="paragraph" w:default="1" w:styleId="Normal">
+  <w:style w:type="paragraph" w:styleId="Normal" w:default="1">
     <w:name w:val="Normal"/>
     <w:qFormat/>
+    <w:pPr>
+      <w:widowControl w:val="false"/>
+      <w:shd w:val="clear" w:color="auto" w:fill="FFFFFF"/>
+      <w:bidi w:val="0"/>
+      <w:spacing w:before="0" w:after="0"/>
+      <w:jc w:val="left"/>
+    </w:pPr>
+    <w:rPr>
+      <w:rFonts w:ascii="Times New Roman" w:hAnsi="Times New Roman" w:eastAsia="Times New Roman" w:cs="Times New Roman"/>
+      <w:color w:val="auto"/>
+      <w:kern w:val="0"/>
+      <w:sz w:val="20"/>
+      <w:szCs w:val="20"/>
+      <w:highlight w:val="white"/>
+      <w:lang w:val="pt-BR" w:eastAsia="pt-BR" w:bidi="ar-SA"/>
+    </w:rPr>
   </w:style>
-  <w:style w:type="paragraph" w:styleId="Ttulo1">
-    <w:name w:val="heading 1"/>
+  <w:style w:type="paragraph" w:styleId="Heading1">
+    <w:name w:val="Heading 1"/>
     <w:basedOn w:val="Normal"/>
     <w:next w:val="Normal"/>
     <w:uiPriority w:val="9"/>
     <w:qFormat/>
     <w:pPr>
-      <w:keepNext/>
+      <w:keepNext w:val="true"/>
       <w:keepLines/>
       <w:spacing w:before="480" w:after="120"/>
       <w:outlineLvl w:val="0"/>
@@ -2024,8 +1940,8 @@
       <w:szCs w:val="48"/>
     </w:rPr>
   </w:style>
-  <w:style w:type="paragraph" w:styleId="Ttulo2">
-    <w:name w:val="heading 2"/>
+  <w:style w:type="paragraph" w:styleId="Heading2">
+    <w:name w:val="Heading 2"/>
     <w:basedOn w:val="Normal"/>
     <w:next w:val="Normal"/>
     <w:uiPriority w:val="9"/>
@@ -2033,7 +1949,7 @@
     <w:unhideWhenUsed/>
     <w:qFormat/>
     <w:pPr>
-      <w:keepNext/>
+      <w:keepNext w:val="true"/>
       <w:keepLines/>
       <w:spacing w:before="360" w:after="80"/>
       <w:outlineLvl w:val="1"/>
@@ -2044,8 +1960,8 @@
       <w:szCs w:val="36"/>
     </w:rPr>
   </w:style>
-  <w:style w:type="paragraph" w:styleId="Ttulo3">
-    <w:name w:val="heading 3"/>
+  <w:style w:type="paragraph" w:styleId="Heading3">
+    <w:name w:val="Heading 3"/>
     <w:basedOn w:val="Normal"/>
     <w:next w:val="Normal"/>
     <w:uiPriority w:val="9"/>
@@ -2053,7 +1969,7 @@
     <w:unhideWhenUsed/>
     <w:qFormat/>
     <w:pPr>
-      <w:keepNext/>
+      <w:keepNext w:val="true"/>
       <w:keepLines/>
       <w:spacing w:before="280" w:after="80"/>
       <w:outlineLvl w:val="2"/>
@@ -2064,8 +1980,8 @@
       <w:szCs w:val="28"/>
     </w:rPr>
   </w:style>
-  <w:style w:type="paragraph" w:styleId="Ttulo4">
-    <w:name w:val="heading 4"/>
+  <w:style w:type="paragraph" w:styleId="Heading4">
+    <w:name w:val="Heading 4"/>
     <w:basedOn w:val="Normal"/>
     <w:next w:val="Normal"/>
     <w:uiPriority w:val="9"/>
@@ -2073,7 +1989,7 @@
     <w:unhideWhenUsed/>
     <w:qFormat/>
     <w:pPr>
-      <w:keepNext/>
+      <w:keepNext w:val="true"/>
       <w:keepLines/>
       <w:spacing w:before="240" w:after="40"/>
       <w:outlineLvl w:val="3"/>
@@ -2084,8 +2000,8 @@
       <w:szCs w:val="24"/>
     </w:rPr>
   </w:style>
-  <w:style w:type="paragraph" w:styleId="Ttulo5">
-    <w:name w:val="heading 5"/>
+  <w:style w:type="paragraph" w:styleId="Heading5">
+    <w:name w:val="Heading 5"/>
     <w:basedOn w:val="Normal"/>
     <w:next w:val="Normal"/>
     <w:uiPriority w:val="9"/>
@@ -2093,7 +2009,7 @@
     <w:unhideWhenUsed/>
     <w:qFormat/>
     <w:pPr>
-      <w:keepNext/>
+      <w:keepNext w:val="true"/>
       <w:keepLines/>
       <w:spacing w:before="220" w:after="40"/>
       <w:outlineLvl w:val="4"/>
@@ -2104,8 +2020,8 @@
       <w:szCs w:val="22"/>
     </w:rPr>
   </w:style>
-  <w:style w:type="paragraph" w:styleId="Ttulo6">
-    <w:name w:val="heading 6"/>
+  <w:style w:type="paragraph" w:styleId="Heading6">
+    <w:name w:val="Heading 6"/>
     <w:basedOn w:val="Normal"/>
     <w:next w:val="Normal"/>
     <w:uiPriority w:val="9"/>
@@ -2113,7 +2029,7 @@
     <w:unhideWhenUsed/>
     <w:qFormat/>
     <w:pPr>
-      <w:keepNext/>
+      <w:keepNext w:val="true"/>
       <w:keepLines/>
       <w:spacing w:before="200" w:after="40"/>
       <w:outlineLvl w:val="5"/>
@@ -2122,11 +2038,127 @@
       <w:b/>
     </w:rPr>
   </w:style>
-  <w:style w:type="character" w:default="1" w:styleId="Fontepargpadro">
+  <w:style w:type="character" w:styleId="DefaultParagraphFont" w:default="1">
     <w:name w:val="Default Paragraph Font"/>
     <w:uiPriority w:val="1"/>
     <w:semiHidden/>
     <w:unhideWhenUsed/>
+    <w:qFormat/>
+    <w:rPr/>
+  </w:style>
+  <w:style w:type="paragraph" w:styleId="Ttulo">
+    <w:name w:val="Título"/>
+    <w:basedOn w:val="Normal"/>
+    <w:next w:val="BodyText"/>
+    <w:qFormat/>
+    <w:pPr>
+      <w:keepNext w:val="true"/>
+      <w:spacing w:before="240" w:after="120"/>
+    </w:pPr>
+    <w:rPr>
+      <w:rFonts w:ascii="Liberation Sans" w:hAnsi="Liberation Sans" w:eastAsia="Noto Sans CJK SC" w:cs="Noto Sans Devanagari"/>
+      <w:sz w:val="28"/>
+      <w:szCs w:val="28"/>
+    </w:rPr>
+  </w:style>
+  <w:style w:type="paragraph" w:styleId="BodyText">
+    <w:name w:val="Body Text"/>
+    <w:basedOn w:val="Normal"/>
+    <w:pPr>
+      <w:spacing w:lineRule="auto" w:line="276" w:before="0" w:after="140"/>
+    </w:pPr>
+    <w:rPr/>
+  </w:style>
+  <w:style w:type="paragraph" w:styleId="List">
+    <w:name w:val="List"/>
+    <w:basedOn w:val="BodyText"/>
+    <w:pPr/>
+    <w:rPr>
+      <w:rFonts w:cs="Noto Sans Devanagari"/>
+    </w:rPr>
+  </w:style>
+  <w:style w:type="paragraph" w:styleId="Caption">
+    <w:name w:val="Caption"/>
+    <w:basedOn w:val="Normal"/>
+    <w:qFormat/>
+    <w:pPr>
+      <w:suppressLineNumbers/>
+      <w:spacing w:before="120" w:after="120"/>
+    </w:pPr>
+    <w:rPr>
+      <w:rFonts w:cs="Noto Sans Devanagari"/>
+      <w:i/>
+      <w:iCs/>
+      <w:sz w:val="24"/>
+      <w:szCs w:val="24"/>
+    </w:rPr>
+  </w:style>
+  <w:style w:type="paragraph" w:styleId="ndice">
+    <w:name w:val="Índice"/>
+    <w:basedOn w:val="Normal"/>
+    <w:qFormat/>
+    <w:pPr>
+      <w:suppressLineNumbers/>
+    </w:pPr>
+    <w:rPr>
+      <w:rFonts w:cs="Noto Sans Devanagari"/>
+    </w:rPr>
+  </w:style>
+  <w:style w:type="paragraph" w:styleId="Title">
+    <w:name w:val="Title"/>
+    <w:basedOn w:val="Normal"/>
+    <w:next w:val="Normal"/>
+    <w:uiPriority w:val="10"/>
+    <w:qFormat/>
+    <w:pPr>
+      <w:keepNext w:val="true"/>
+      <w:keepLines/>
+      <w:spacing w:before="480" w:after="120"/>
+    </w:pPr>
+    <w:rPr>
+      <w:b/>
+      <w:sz w:val="72"/>
+      <w:szCs w:val="72"/>
+    </w:rPr>
+  </w:style>
+  <w:style w:type="paragraph" w:styleId="Subtitle">
+    <w:name w:val="Subtitle"/>
+    <w:basedOn w:val="Normal"/>
+    <w:next w:val="Normal"/>
+    <w:uiPriority w:val="11"/>
+    <w:qFormat/>
+    <w:pPr>
+      <w:keepNext w:val="true"/>
+      <w:keepLines/>
+      <w:spacing w:before="360" w:after="80"/>
+    </w:pPr>
+    <w:rPr>
+      <w:rFonts w:ascii="Georgia" w:hAnsi="Georgia" w:eastAsia="Georgia" w:cs="Georgia"/>
+      <w:i/>
+      <w:color w:val="666666"/>
+      <w:sz w:val="48"/>
+      <w:szCs w:val="48"/>
+    </w:rPr>
+  </w:style>
+  <w:style w:type="paragraph" w:styleId="Cabealhoerodap">
+    <w:name w:val="Cabeçalho e rodapé"/>
+    <w:basedOn w:val="Normal"/>
+    <w:qFormat/>
+    <w:pPr/>
+    <w:rPr/>
+  </w:style>
+  <w:style w:type="paragraph" w:styleId="Header">
+    <w:name w:val="Header"/>
+    <w:basedOn w:val="Cabealhoerodap"/>
+    <w:pPr/>
+    <w:rPr/>
+  </w:style>
+  <w:style w:type="numbering" w:styleId="Semlista" w:default="1">
+    <w:name w:val="Sem lista"/>
+    <w:uiPriority w:val="99"/>
+    <w:semiHidden/>
+    <w:unhideWhenUsed/>
+    <w:qFormat/>
   </w:style>
   <w:style w:type="table" w:default="1" w:styleId="Tabelanormal">
     <w:name w:val="Normal Table"/>
@@ -2134,7 +2166,6 @@
     <w:semiHidden/>
     <w:unhideWhenUsed/>
     <w:tblPr>
-      <w:tblInd w:w="0" w:type="dxa"/>
       <w:tblCellMar>
         <w:top w:w="0" w:type="dxa"/>
         <w:left w:w="108" w:type="dxa"/>
@@ -2142,12 +2173,6 @@
         <w:right w:w="108" w:type="dxa"/>
       </w:tblCellMar>
     </w:tblPr>
-  </w:style>
-  <w:style w:type="numbering" w:default="1" w:styleId="Semlista">
-    <w:name w:val="No List"/>
-    <w:uiPriority w:val="99"/>
-    <w:semiHidden/>
-    <w:unhideWhenUsed/>
   </w:style>
   <w:style w:type="table" w:customStyle="1" w:styleId="TableNormal">
     <w:name w:val="Table Normal"/>
@@ -2160,103 +2185,45 @@
       </w:tblCellMar>
     </w:tblPr>
   </w:style>
-  <w:style w:type="paragraph" w:styleId="Ttulo">
-    <w:name w:val="Title"/>
-    <w:basedOn w:val="Normal"/>
-    <w:next w:val="Normal"/>
-    <w:uiPriority w:val="10"/>
-    <w:qFormat/>
-    <w:pPr>
-      <w:keepNext/>
-      <w:keepLines/>
-      <w:spacing w:before="480" w:after="120"/>
-    </w:pPr>
-    <w:rPr>
-      <w:b/>
-      <w:sz w:val="72"/>
-      <w:szCs w:val="72"/>
-    </w:rPr>
-  </w:style>
-  <w:style w:type="paragraph" w:styleId="Subttulo">
-    <w:name w:val="Subtitle"/>
-    <w:basedOn w:val="Normal"/>
-    <w:next w:val="Normal"/>
-    <w:uiPriority w:val="11"/>
-    <w:qFormat/>
-    <w:pPr>
-      <w:keepNext/>
-      <w:keepLines/>
-      <w:spacing w:before="360" w:after="80"/>
-    </w:pPr>
-    <w:rPr>
-      <w:rFonts w:ascii="Georgia" w:eastAsia="Georgia" w:hAnsi="Georgia" w:cs="Georgia"/>
-      <w:i/>
-      <w:color w:val="666666"/>
-      <w:sz w:val="48"/>
-      <w:szCs w:val="48"/>
-    </w:rPr>
-  </w:style>
-  <w:style w:type="table" w:customStyle="1" w:styleId="a">
-    <w:basedOn w:val="TableNormal"/>
-    <w:tblPr>
-      <w:tblStyleRowBandSize w:val="1"/>
-      <w:tblStyleColBandSize w:val="1"/>
-      <w:tblCellMar>
-        <w:left w:w="108" w:type="dxa"/>
-        <w:right w:w="108" w:type="dxa"/>
-      </w:tblCellMar>
-    </w:tblPr>
-  </w:style>
-  <w:style w:type="table" w:customStyle="1" w:styleId="a0">
-    <w:basedOn w:val="TableNormal"/>
-    <w:tblPr>
-      <w:tblStyleRowBandSize w:val="1"/>
-      <w:tblStyleColBandSize w:val="1"/>
-      <w:tblCellMar>
-        <w:left w:w="113" w:type="dxa"/>
-        <w:right w:w="108" w:type="dxa"/>
-      </w:tblCellMar>
-    </w:tblPr>
-  </w:style>
 </w:styles>
 </file>
 
 <file path=word/theme/theme1.xml><?xml version="1.0" encoding="utf-8"?>
-<a:theme xmlns:a="http://schemas.openxmlformats.org/drawingml/2006/main" name="Office Theme">
+<a:theme xmlns:a="http://schemas.openxmlformats.org/drawingml/2006/main" xmlns:r="http://schemas.openxmlformats.org/officeDocument/2006/relationships" name="Office Theme">
   <a:themeElements>
     <a:clrScheme name="Office">
       <a:dk1>
-        <a:sysClr val="windowText" lastClr="000000"/>
+        <a:srgbClr val="000000"/>
       </a:dk1>
       <a:lt1>
-        <a:sysClr val="window" lastClr="FFFFFF"/>
+        <a:srgbClr val="ffffff"/>
       </a:lt1>
       <a:dk2>
-        <a:srgbClr val="1F497D"/>
+        <a:srgbClr val="1f497d"/>
       </a:dk2>
       <a:lt2>
-        <a:srgbClr val="EEECE1"/>
+        <a:srgbClr val="eeece1"/>
       </a:lt2>
       <a:accent1>
-        <a:srgbClr val="4F81BD"/>
+        <a:srgbClr val="4f81bd"/>
       </a:accent1>
       <a:accent2>
-        <a:srgbClr val="C0504D"/>
+        <a:srgbClr val="c0504d"/>
       </a:accent2>
       <a:accent3>
-        <a:srgbClr val="9BBB59"/>
+        <a:srgbClr val="9bbb59"/>
       </a:accent3>
       <a:accent4>
-        <a:srgbClr val="8064A2"/>
+        <a:srgbClr val="8064a2"/>
       </a:accent4>
       <a:accent5>
-        <a:srgbClr val="4BACC6"/>
+        <a:srgbClr val="4bacc6"/>
       </a:accent5>
       <a:accent6>
-        <a:srgbClr val="F79646"/>
+        <a:srgbClr val="f79646"/>
       </a:accent6>
       <a:hlink>
-        <a:srgbClr val="0000FF"/>
+        <a:srgbClr val="0000ff"/>
       </a:hlink>
       <a:folHlink>
         <a:srgbClr val="800080"/>
@@ -2264,279 +2231,131 @@
     </a:clrScheme>
     <a:fontScheme name="Office">
       <a:majorFont>
-        <a:latin typeface="Calibri"/>
+        <a:latin typeface="Calibri" pitchFamily="0" charset="1"/>
         <a:ea typeface=""/>
         <a:cs typeface=""/>
-        <a:font script="Jpan" typeface="ＭＳ ゴシック"/>
-        <a:font script="Hang" typeface="맑은 고딕"/>
-        <a:font script="Hans" typeface="宋体"/>
-        <a:font script="Hant" typeface="新細明體"/>
-        <a:font script="Arab" typeface="Times New Roman"/>
-        <a:font script="Hebr" typeface="Times New Roman"/>
-        <a:font script="Thai" typeface="Angsana New"/>
-        <a:font script="Ethi" typeface="Nyala"/>
-        <a:font script="Beng" typeface="Vrinda"/>
-        <a:font script="Gujr" typeface="Shruti"/>
-        <a:font script="Khmr" typeface="MoolBoran"/>
-        <a:font script="Knda" typeface="Tunga"/>
-        <a:font script="Guru" typeface="Raavi"/>
-        <a:font script="Cans" typeface="Euphemia"/>
-        <a:font script="Cher" typeface="Plantagenet Cherokee"/>
-        <a:font script="Yiii" typeface="Microsoft Yi Baiti"/>
-        <a:font script="Tibt" typeface="Microsoft Himalaya"/>
-        <a:font script="Thaa" typeface="MV Boli"/>
-        <a:font script="Deva" typeface="Mangal"/>
-        <a:font script="Telu" typeface="Gautami"/>
-        <a:font script="Taml" typeface="Latha"/>
-        <a:font script="Syrc" typeface="Estrangelo Edessa"/>
-        <a:font script="Orya" typeface="Kalinga"/>
-        <a:font script="Mlym" typeface="Kartika"/>
-        <a:font script="Laoo" typeface="DokChampa"/>
-        <a:font script="Sinh" typeface="Iskoola Pota"/>
-        <a:font script="Mong" typeface="Mongolian Baiti"/>
-        <a:font script="Viet" typeface="Times New Roman"/>
-        <a:font script="Uigh" typeface="Microsoft Uighur"/>
-        <a:font script="Geor" typeface="Sylfaen"/>
       </a:majorFont>
       <a:minorFont>
-        <a:latin typeface="Cambria"/>
+        <a:latin typeface="Cambria" pitchFamily="0" charset="1"/>
         <a:ea typeface=""/>
         <a:cs typeface=""/>
-        <a:font script="Jpan" typeface="ＭＳ 明朝"/>
-        <a:font script="Hang" typeface="맑은 고딕"/>
-        <a:font script="Hans" typeface="宋体"/>
-        <a:font script="Hant" typeface="新細明體"/>
-        <a:font script="Arab" typeface="Arial"/>
-        <a:font script="Hebr" typeface="Arial"/>
-        <a:font script="Thai" typeface="Cordia New"/>
-        <a:font script="Ethi" typeface="Nyala"/>
-        <a:font script="Beng" typeface="Vrinda"/>
-        <a:font script="Gujr" typeface="Shruti"/>
-        <a:font script="Khmr" typeface="DaunPenh"/>
-        <a:font script="Knda" typeface="Tunga"/>
-        <a:font script="Guru" typeface="Raavi"/>
-        <a:font script="Cans" typeface="Euphemia"/>
-        <a:font script="Cher" typeface="Plantagenet Cherokee"/>
-        <a:font script="Yiii" typeface="Microsoft Yi Baiti"/>
-        <a:font script="Tibt" typeface="Microsoft Himalaya"/>
-        <a:font script="Thaa" typeface="MV Boli"/>
-        <a:font script="Deva" typeface="Mangal"/>
-        <a:font script="Telu" typeface="Gautami"/>
-        <a:font script="Taml" typeface="Latha"/>
-        <a:font script="Syrc" typeface="Estrangelo Edessa"/>
-        <a:font script="Orya" typeface="Kalinga"/>
-        <a:font script="Mlym" typeface="Kartika"/>
-        <a:font script="Laoo" typeface="DokChampa"/>
-        <a:font script="Sinh" typeface="Iskoola Pota"/>
-        <a:font script="Mong" typeface="Mongolian Baiti"/>
-        <a:font script="Viet" typeface="Arial"/>
-        <a:font script="Uigh" typeface="Microsoft Uighur"/>
-        <a:font script="Geor" typeface="Sylfaen"/>
       </a:minorFont>
     </a:fontScheme>
-    <a:fmtScheme name="Office">
+    <a:fmtScheme>
       <a:fillStyleLst>
         <a:solidFill>
           <a:schemeClr val="phClr"/>
         </a:solidFill>
-        <a:gradFill rotWithShape="1">
+        <a:gradFill>
           <a:gsLst>
             <a:gs pos="0">
               <a:schemeClr val="phClr">
                 <a:tint val="50000"/>
-                <a:satMod val="300000"/>
               </a:schemeClr>
             </a:gs>
             <a:gs pos="35000">
               <a:schemeClr val="phClr">
                 <a:tint val="37000"/>
-                <a:satMod val="300000"/>
               </a:schemeClr>
             </a:gs>
             <a:gs pos="100000">
               <a:schemeClr val="phClr">
                 <a:tint val="15000"/>
-                <a:satMod val="350000"/>
               </a:schemeClr>
             </a:gs>
           </a:gsLst>
           <a:lin ang="16200000" scaled="1"/>
+          <a:tileRect l="0" t="0" r="0" b="0"/>
         </a:gradFill>
-        <a:gradFill rotWithShape="1">
+        <a:gradFill>
           <a:gsLst>
             <a:gs pos="0">
               <a:schemeClr val="phClr">
                 <a:tint val="100000"/>
                 <a:shade val="100000"/>
-                <a:satMod val="130000"/>
               </a:schemeClr>
             </a:gs>
             <a:gs pos="100000">
               <a:schemeClr val="phClr">
                 <a:tint val="50000"/>
                 <a:shade val="100000"/>
-                <a:satMod val="350000"/>
               </a:schemeClr>
             </a:gs>
           </a:gsLst>
           <a:lin ang="16200000" scaled="0"/>
+          <a:tileRect l="0" t="0" r="0" b="0"/>
         </a:gradFill>
       </a:fillStyleLst>
       <a:lnStyleLst>
         <a:ln w="9525" cap="flat" cmpd="sng" algn="ctr">
-          <a:solidFill>
-            <a:schemeClr val="phClr">
-              <a:shade val="95000"/>
-              <a:satMod val="105000"/>
-            </a:schemeClr>
-          </a:solidFill>
           <a:prstDash val="solid"/>
         </a:ln>
         <a:ln w="25400" cap="flat" cmpd="sng" algn="ctr">
-          <a:solidFill>
-            <a:schemeClr val="phClr"/>
-          </a:solidFill>
           <a:prstDash val="solid"/>
         </a:ln>
         <a:ln w="38100" cap="flat" cmpd="sng" algn="ctr">
-          <a:solidFill>
-            <a:schemeClr val="phClr"/>
-          </a:solidFill>
           <a:prstDash val="solid"/>
         </a:ln>
       </a:lnStyleLst>
       <a:effectStyleLst>
         <a:effectStyle>
-          <a:effectLst>
-            <a:outerShdw blurRad="40000" dist="20000" dir="5400000" rotWithShape="0">
-              <a:srgbClr val="000000">
-                <a:alpha val="38000"/>
-              </a:srgbClr>
-            </a:outerShdw>
-          </a:effectLst>
+          <a:effectLst/>
         </a:effectStyle>
         <a:effectStyle>
-          <a:effectLst>
-            <a:outerShdw blurRad="40000" dist="23000" dir="5400000" rotWithShape="0">
-              <a:srgbClr val="000000">
-                <a:alpha val="35000"/>
-              </a:srgbClr>
-            </a:outerShdw>
-          </a:effectLst>
+          <a:effectLst/>
         </a:effectStyle>
         <a:effectStyle>
-          <a:effectLst>
-            <a:outerShdw blurRad="40000" dist="23000" dir="5400000" rotWithShape="0">
-              <a:srgbClr val="000000">
-                <a:alpha val="35000"/>
-              </a:srgbClr>
-            </a:outerShdw>
-          </a:effectLst>
-          <a:scene3d>
-            <a:camera prst="orthographicFront">
-              <a:rot lat="0" lon="0" rev="0"/>
-            </a:camera>
-            <a:lightRig rig="threePt" dir="t">
-              <a:rot lat="0" lon="0" rev="1200000"/>
-            </a:lightRig>
-          </a:scene3d>
-          <a:sp3d>
-            <a:bevelT w="63500" h="25400"/>
-          </a:sp3d>
+          <a:effectLst/>
         </a:effectStyle>
       </a:effectStyleLst>
       <a:bgFillStyleLst>
         <a:solidFill>
           <a:schemeClr val="phClr"/>
         </a:solidFill>
-        <a:gradFill rotWithShape="1">
+        <a:gradFill>
           <a:gsLst>
             <a:gs pos="0">
               <a:schemeClr val="phClr">
                 <a:tint val="40000"/>
-                <a:satMod val="350000"/>
               </a:schemeClr>
             </a:gs>
             <a:gs pos="40000">
               <a:schemeClr val="phClr">
                 <a:tint val="45000"/>
                 <a:shade val="99000"/>
-                <a:satMod val="350000"/>
               </a:schemeClr>
             </a:gs>
             <a:gs pos="100000">
               <a:schemeClr val="phClr">
                 <a:shade val="20000"/>
-                <a:satMod val="255000"/>
               </a:schemeClr>
             </a:gs>
           </a:gsLst>
           <a:path path="circle">
             <a:fillToRect l="50000" t="-80000" r="50000" b="180000"/>
           </a:path>
+          <a:tileRect l="0" t="0" r="0" b="0"/>
         </a:gradFill>
-        <a:gradFill rotWithShape="1">
+        <a:gradFill>
           <a:gsLst>
             <a:gs pos="0">
               <a:schemeClr val="phClr">
                 <a:tint val="80000"/>
-                <a:satMod val="300000"/>
               </a:schemeClr>
             </a:gs>
             <a:gs pos="100000">
               <a:schemeClr val="phClr">
                 <a:shade val="30000"/>
-                <a:satMod val="200000"/>
               </a:schemeClr>
             </a:gs>
           </a:gsLst>
           <a:path path="circle">
             <a:fillToRect l="50000" t="50000" r="50000" b="50000"/>
           </a:path>
+          <a:tileRect l="0" t="0" r="0" b="0"/>
         </a:gradFill>
       </a:bgFillStyleLst>
     </a:fmtScheme>
   </a:themeElements>
-  <a:objectDefaults>
-    <a:spDef>
-      <a:spPr/>
-      <a:bodyPr/>
-      <a:lstStyle/>
-      <a:style>
-        <a:lnRef idx="1">
-          <a:schemeClr val="accent1"/>
-        </a:lnRef>
-        <a:fillRef idx="3">
-          <a:schemeClr val="accent1"/>
-        </a:fillRef>
-        <a:effectRef idx="2">
-          <a:schemeClr val="accent1"/>
-        </a:effectRef>
-        <a:fontRef idx="minor">
-          <a:schemeClr val="lt1"/>
-        </a:fontRef>
-      </a:style>
-    </a:spDef>
-    <a:lnDef>
-      <a:spPr/>
-      <a:bodyPr/>
-      <a:lstStyle/>
-      <a:style>
-        <a:lnRef idx="2">
-          <a:schemeClr val="accent1"/>
-        </a:lnRef>
-        <a:fillRef idx="0">
-          <a:schemeClr val="accent1"/>
-        </a:fillRef>
-        <a:effectRef idx="1">
-          <a:schemeClr val="accent1"/>
-        </a:effectRef>
-        <a:fontRef idx="minor">
-          <a:schemeClr val="tx1"/>
-        </a:fontRef>
-      </a:style>
-    </a:lnDef>
-  </a:objectDefaults>
-  <a:extraClrSchemeLst/>
 </a:theme>
 </file>